--- a/Hnnn-Ppe/H406-2Mq.docx
+++ b/Hnnn-Ppe/H406-2Mq.docx
@@ -2234,12 +2234,25 @@
       <w:r>
         <w:rPr>
           <w:rFonts w:ascii="Abyssinica SIL" w:hAnsi="Abyssinica SIL" w:cs="Abyssinica SIL"/>
-          <w:color w:val="074F6A" w:themeColor="accent4" w:themeShade="80"/>
-          <w:sz w:val="28"/>
-          <w:szCs w:val="28"/>
-          <w:lang w:bidi="syr-SY"/>
-        </w:rPr>
-        <w:t>29 </w:t>
+          <w:b/>
+          <w:bCs/>
+          <w:color w:val="E97132" w:themeColor="accent2"/>
+          <w:sz w:val="28"/>
+          <w:szCs w:val="28"/>
+          <w:vertAlign w:val="superscript"/>
+          <w:lang w:bidi="syr-SY"/>
+        </w:rPr>
+        <w:t>29</w:t>
+      </w:r>
+      <w:r>
+        <w:rPr>
+          <w:rFonts w:ascii="Abyssinica SIL" w:hAnsi="Abyssinica SIL" w:cs="Abyssinica SIL"/>
+          <w:color w:val="E97132" w:themeColor="accent2"/>
+          <w:sz w:val="28"/>
+          <w:szCs w:val="28"/>
+          <w:lang w:bidi="syr-SY"/>
+        </w:rPr>
+        <w:t> </w:t>
       </w:r>
       <w:r>
         <w:rPr>
@@ -5013,7 +5026,126 @@
           <w:szCs w:val="28"/>
           <w:shd w:val="clear" w:color="auto" w:fill="FFFFFF"/>
         </w:rPr>
-        <w:t xml:space="preserve">እግዚአብሔር ፈጣሪህ እንደ ሆነ አስብ እያሉ የሚገባውን ሁሉ ነገሩት ከዚህም ከምትታበይበት መንግሥትህ ሽሮ ካባትህ ከዲያብሎስ ጋራ ወደ ገሃነመ እሳት የሚያወርድህ እግዚአብሔር አለ አንተን የበደልንህ በደል ሳይኖር ፈጣራችን እግዚአብሔርን ስናመልከው እግዚአብሔርነቱንም በመፍራት ስንሰግድለት በእሳት እንዳቃጠልኸን በዚያም ፍዳህን ሁሉ ትጨርሳለህ። </w:t>
+        <w:t>እግዚአብሔር ፈጣሪህ እንደ ሆነ አስብ እያሉ የሚገባውን ሁሉ ነገሩት ከዚህም ከምትታበይበት መንግሥትህ ሽሮ ካባትህ ከዲያብሎስ ጋራ ወደ ገሃነመ እሳት የሚያወርድህ እግዚአብሔር አለ አንተን የበደልንህ በደል ሳይኖር ፈጣራችን እግዚአብሔርን ስናመልከው እግዚአብሔርነቱንም በመፍራት ስንሰግድለት በእሳት እንዳቃጠልኸን በዚያም ፍዳህን ሁሉ ትጨርሳለህ።</w:t>
+      </w:r>
+      <w:r>
+        <w:rPr>
+          <w:rStyle w:val="ethiopic"/>
+          <w:rFonts w:ascii="Abyssinica SIL" w:hAnsi="Abyssinica SIL" w:cs="Abyssinica SIL"/>
+          <w:color w:val="074F6A" w:themeColor="accent4" w:themeShade="80"/>
+          <w:sz w:val="28"/>
+          <w:szCs w:val="28"/>
+          <w:shd w:val="clear" w:color="auto" w:fill="FFFFFF"/>
+        </w:rPr>
+        <w:t xml:space="preserve"> </w:t>
+      </w:r>
+      <w:r>
+        <w:rPr>
+          <w:rStyle w:val="ethiopic"/>
+          <w:rFonts w:ascii="Abyssinica SIL" w:hAnsi="Abyssinica SIL" w:cs="Abyssinica SIL"/>
+          <w:b/>
+          <w:bCs/>
+          <w:color w:val="E97132" w:themeColor="accent2"/>
+          <w:sz w:val="28"/>
+          <w:szCs w:val="28"/>
+          <w:shd w:val="clear" w:color="auto" w:fill="FFFFFF"/>
+          <w:vertAlign w:val="superscript"/>
+        </w:rPr>
+        <w:t>17</w:t>
+      </w:r>
+      <w:r>
+        <w:rPr>
+          <w:rStyle w:val="ethiopic"/>
+          <w:rFonts w:ascii="Abyssinica SIL" w:hAnsi="Abyssinica SIL" w:cs="Abyssinica SIL"/>
+          <w:color w:val="E97132" w:themeColor="accent2"/>
+          <w:sz w:val="28"/>
+          <w:szCs w:val="28"/>
+          <w:shd w:val="clear" w:color="auto" w:fill="FFFFFF"/>
+        </w:rPr>
+        <w:t> </w:t>
+      </w:r>
+      <w:r>
+        <w:rPr>
+          <w:rStyle w:val="ethiopic"/>
+          <w:rFonts w:ascii="Abyssinica SIL" w:hAnsi="Abyssinica SIL" w:cs="Abyssinica SIL"/>
+          <w:color w:val="074F6A" w:themeColor="accent4" w:themeShade="80"/>
+          <w:sz w:val="28"/>
+          <w:szCs w:val="28"/>
+          <w:shd w:val="clear" w:color="auto" w:fill="FFFFFF"/>
+        </w:rPr>
+        <w:t xml:space="preserve">እሱ ሁሉን የፈጠረ ነውና ምድርና ሰማይን ባሕርንም በውስጧ ያለውንም ሁሉ። </w:t>
+      </w:r>
+      <w:r>
+        <w:rPr>
+          <w:rStyle w:val="ethiopic"/>
+          <w:rFonts w:ascii="Abyssinica SIL" w:hAnsi="Abyssinica SIL" w:cs="Abyssinica SIL"/>
+          <w:b/>
+          <w:bCs/>
+          <w:color w:val="E97132" w:themeColor="accent2"/>
+          <w:sz w:val="28"/>
+          <w:szCs w:val="28"/>
+          <w:shd w:val="clear" w:color="auto" w:fill="FFFFFF"/>
+          <w:vertAlign w:val="superscript"/>
+        </w:rPr>
+        <w:t>18</w:t>
+      </w:r>
+      <w:r>
+        <w:rPr>
+          <w:rStyle w:val="ethiopic"/>
+          <w:rFonts w:ascii="Abyssinica SIL" w:hAnsi="Abyssinica SIL" w:cs="Abyssinica SIL"/>
+          <w:color w:val="E97132" w:themeColor="accent2"/>
+          <w:sz w:val="28"/>
+          <w:szCs w:val="28"/>
+          <w:shd w:val="clear" w:color="auto" w:fill="FFFFFF"/>
+        </w:rPr>
+        <w:t> </w:t>
+      </w:r>
+      <w:r>
+        <w:rPr>
+          <w:rStyle w:val="ethiopic"/>
+          <w:rFonts w:ascii="Abyssinica SIL" w:hAnsi="Abyssinica SIL" w:cs="Abyssinica SIL"/>
+          <w:color w:val="074F6A" w:themeColor="accent4" w:themeShade="80"/>
+          <w:sz w:val="28"/>
+          <w:szCs w:val="28"/>
+          <w:shd w:val="clear" w:color="auto" w:fill="FFFFFF"/>
+        </w:rPr>
+        <w:t xml:space="preserve">ጨረቃና ፀሐይንም ከዋክብትንም የፈጠረ ነውና ፈጥረቱንም ሁሉ የፈጠረ እሱ እግዚአብሔር ነውና። </w:t>
+      </w:r>
+      <w:r>
+        <w:rPr>
+          <w:rStyle w:val="ethiopic"/>
+          <w:rFonts w:ascii="Abyssinica SIL" w:hAnsi="Abyssinica SIL" w:cs="Abyssinica SIL"/>
+          <w:b/>
+          <w:bCs/>
+          <w:color w:val="E97132" w:themeColor="accent2"/>
+          <w:sz w:val="28"/>
+          <w:szCs w:val="28"/>
+          <w:shd w:val="clear" w:color="auto" w:fill="FFFFFF"/>
+          <w:vertAlign w:val="superscript"/>
+        </w:rPr>
+        <w:t>19</w:t>
+      </w:r>
+      <w:r>
+        <w:rPr>
+          <w:rStyle w:val="ethiopic"/>
+          <w:rFonts w:ascii="Abyssinica SIL" w:hAnsi="Abyssinica SIL" w:cs="Abyssinica SIL"/>
+          <w:color w:val="E97132" w:themeColor="accent2"/>
+          <w:sz w:val="28"/>
+          <w:szCs w:val="28"/>
+          <w:shd w:val="clear" w:color="auto" w:fill="FFFFFF"/>
+        </w:rPr>
+        <w:t> </w:t>
+      </w:r>
+      <w:r>
+        <w:rPr>
+          <w:rStyle w:val="ethiopic"/>
+          <w:rFonts w:ascii="Abyssinica SIL" w:hAnsi="Abyssinica SIL" w:cs="Abyssinica SIL"/>
+          <w:color w:val="074F6A" w:themeColor="accent4" w:themeShade="80"/>
+          <w:sz w:val="28"/>
+          <w:szCs w:val="28"/>
+          <w:shd w:val="clear" w:color="auto" w:fill="FFFFFF"/>
+        </w:rPr>
+        <w:t>በምድርና በሰማይ ያለሱ ሌላ ፈጣሪ የለምና ሁሉን የሚችል እሱ ነውና የሚሳነውም የለምና። የሚገድል የሚያድን በመከራ የሚገፍ ይቅር የሚል እሱ ነውና እግዚአብሔርን በመፍራት ስንሰግድለት በእሳት እንዳቃጠልኸን በዚያ ፍዳህን ትጨርሳለህ አሉት።</w:t>
       </w:r>
     </w:p>
     <w:p>
@@ -5022,12 +5154,11 @@
         <w:spacing w:before="120"/>
         <w:jc w:val="both"/>
         <w:rPr>
-          <w:rStyle w:val="ethiopic"/>
-          <w:rFonts w:ascii="Abyssinica SIL" w:hAnsi="Abyssinica SIL" w:cs="Abyssinica SIL"/>
-          <w:color w:val="074F6A" w:themeColor="accent4" w:themeShade="80"/>
-          <w:sz w:val="28"/>
-          <w:szCs w:val="28"/>
-          <w:shd w:val="clear" w:color="auto" w:fill="FFFFFF"/>
+          <w:rFonts w:ascii="Abyssinica SIL" w:hAnsi="Abyssinica SIL" w:cs="Abyssinica SIL"/>
+          <w:color w:val="074F6A" w:themeColor="accent4" w:themeShade="80"/>
+          <w:sz w:val="28"/>
+          <w:szCs w:val="28"/>
+          <w:lang w:bidi="syr-SY"/>
         </w:rPr>
       </w:pPr>
       <w:r>
@@ -5042,140 +5173,7 @@
           <w:shd w:val="clear" w:color="auto" w:fill="FFFFFF"/>
           <w:vertAlign w:val="superscript"/>
         </w:rPr>
-        <w:t>17</w:t>
-      </w:r>
-      <w:r>
-        <w:rPr>
-          <w:rStyle w:val="ethiopic"/>
-          <w:rFonts w:ascii="Abyssinica SIL" w:hAnsi="Abyssinica SIL" w:cs="Abyssinica SIL"/>
-          <w:color w:val="E97132" w:themeColor="accent2"/>
-          <w:sz w:val="28"/>
-          <w:szCs w:val="28"/>
-          <w:shd w:val="clear" w:color="auto" w:fill="FFFFFF"/>
-        </w:rPr>
-        <w:t> </w:t>
-      </w:r>
-      <w:r>
-        <w:rPr>
-          <w:rStyle w:val="ethiopic"/>
-          <w:rFonts w:ascii="Abyssinica SIL" w:hAnsi="Abyssinica SIL" w:cs="Abyssinica SIL"/>
-          <w:color w:val="074F6A" w:themeColor="accent4" w:themeShade="80"/>
-          <w:sz w:val="28"/>
-          <w:szCs w:val="28"/>
-          <w:shd w:val="clear" w:color="auto" w:fill="FFFFFF"/>
-        </w:rPr>
-        <w:t xml:space="preserve">እሱ ሁሉን የፈጠረ ነውና ምድርና ሰማይን ባሕርንም በውስጧ ያለውንም ሁሉ። </w:t>
-      </w:r>
-      <w:r>
-        <w:rPr>
-          <w:rStyle w:val="ethiopic"/>
-          <w:rFonts w:ascii="Abyssinica SIL" w:hAnsi="Abyssinica SIL" w:cs="Abyssinica SIL"/>
-          <w:b/>
-          <w:bCs/>
-          <w:color w:val="E97132" w:themeColor="accent2"/>
-          <w:sz w:val="28"/>
-          <w:szCs w:val="28"/>
-          <w:shd w:val="clear" w:color="auto" w:fill="FFFFFF"/>
-          <w:vertAlign w:val="superscript"/>
-        </w:rPr>
-        <w:t>18</w:t>
-      </w:r>
-      <w:r>
-        <w:rPr>
-          <w:rStyle w:val="ethiopic"/>
-          <w:rFonts w:ascii="Abyssinica SIL" w:hAnsi="Abyssinica SIL" w:cs="Abyssinica SIL"/>
-          <w:color w:val="E97132" w:themeColor="accent2"/>
-          <w:sz w:val="28"/>
-          <w:szCs w:val="28"/>
-          <w:shd w:val="clear" w:color="auto" w:fill="FFFFFF"/>
-        </w:rPr>
-        <w:t> </w:t>
-      </w:r>
-      <w:r>
-        <w:rPr>
-          <w:rStyle w:val="ethiopic"/>
-          <w:rFonts w:ascii="Abyssinica SIL" w:hAnsi="Abyssinica SIL" w:cs="Abyssinica SIL"/>
-          <w:color w:val="074F6A" w:themeColor="accent4" w:themeShade="80"/>
-          <w:sz w:val="28"/>
-          <w:szCs w:val="28"/>
-          <w:shd w:val="clear" w:color="auto" w:fill="FFFFFF"/>
-        </w:rPr>
-        <w:t xml:space="preserve">ጨረቃና ፀሐይንም ከዋክብትንም የፈጠረ ነውና ፈጥረቱንም ሁሉ የፈጠረ እሱ እግዚአብሔር ነውና። </w:t>
-      </w:r>
-      <w:r>
-        <w:rPr>
-          <w:rStyle w:val="ethiopic"/>
-          <w:rFonts w:ascii="Abyssinica SIL" w:hAnsi="Abyssinica SIL" w:cs="Abyssinica SIL"/>
-          <w:b/>
-          <w:bCs/>
-          <w:color w:val="E97132" w:themeColor="accent2"/>
-          <w:sz w:val="28"/>
-          <w:szCs w:val="28"/>
-          <w:shd w:val="clear" w:color="auto" w:fill="FFFFFF"/>
-          <w:vertAlign w:val="superscript"/>
-        </w:rPr>
-        <w:t>19</w:t>
-      </w:r>
-      <w:r>
-        <w:rPr>
-          <w:rStyle w:val="ethiopic"/>
-          <w:rFonts w:ascii="Abyssinica SIL" w:hAnsi="Abyssinica SIL" w:cs="Abyssinica SIL"/>
-          <w:color w:val="E97132" w:themeColor="accent2"/>
-          <w:sz w:val="28"/>
-          <w:szCs w:val="28"/>
-          <w:shd w:val="clear" w:color="auto" w:fill="FFFFFF"/>
-        </w:rPr>
-        <w:t> </w:t>
-      </w:r>
-      <w:r>
-        <w:rPr>
-          <w:rStyle w:val="ethiopic"/>
-          <w:rFonts w:ascii="Abyssinica SIL" w:hAnsi="Abyssinica SIL" w:cs="Abyssinica SIL"/>
-          <w:color w:val="074F6A" w:themeColor="accent4" w:themeShade="80"/>
-          <w:sz w:val="28"/>
-          <w:szCs w:val="28"/>
-          <w:shd w:val="clear" w:color="auto" w:fill="FFFFFF"/>
-        </w:rPr>
-        <w:t xml:space="preserve">በምድርና በሰማይ ያለሱ ሌላ ፈጣሪ የለምና ሁሉን የሚችል እሱ ነውና የሚሳነውም </w:t>
-      </w:r>
-      <w:r>
-        <w:rPr>
-          <w:rStyle w:val="ethiopic"/>
-          <w:rFonts w:ascii="Abyssinica SIL" w:hAnsi="Abyssinica SIL" w:cs="Abyssinica SIL"/>
-          <w:color w:val="074F6A" w:themeColor="accent4" w:themeShade="80"/>
-          <w:sz w:val="28"/>
-          <w:szCs w:val="28"/>
-          <w:shd w:val="clear" w:color="auto" w:fill="FFFFFF"/>
-        </w:rPr>
         <w:lastRenderedPageBreak/>
-        <w:t>የለምና። የሚገድል የሚያድን በመከራ የሚገፍ ይቅር የሚል እሱ ነውና እግዚአብሔርን በመፍራት ስንሰግድለት በእሳት እንዳቃጠልኸን በዚያ ፍዳህን ትጨርሳለህ አሉት።</w:t>
-      </w:r>
-    </w:p>
-    <w:p>
-      <w:pPr>
-        <w:snapToGrid w:val="0"/>
-        <w:spacing w:before="120"/>
-        <w:jc w:val="both"/>
-        <w:rPr>
-          <w:rFonts w:ascii="Abyssinica SIL" w:hAnsi="Abyssinica SIL" w:cs="Abyssinica SIL"/>
-          <w:color w:val="074F6A" w:themeColor="accent4" w:themeShade="80"/>
-          <w:sz w:val="28"/>
-          <w:szCs w:val="28"/>
-          <w:lang w:bidi="syr-SY"/>
-        </w:rPr>
-      </w:pPr>
-      <w:r>
-        <w:rPr>
-          <w:rStyle w:val="ethiopic"/>
-          <w:rFonts w:ascii="Abyssinica SIL" w:hAnsi="Abyssinica SIL" w:cs="Abyssinica SIL"/>
-          <w:b/>
-          <w:bCs/>
-          <w:color w:val="E97132" w:themeColor="accent2"/>
-          <w:sz w:val="28"/>
-          <w:szCs w:val="28"/>
-          <w:shd w:val="clear" w:color="auto" w:fill="FFFFFF"/>
-          <w:vertAlign w:val="superscript"/>
-        </w:rPr>
         <w:t>20</w:t>
       </w:r>
       <w:r>
@@ -5487,20 +5485,6 @@
         </w:rPr>
         <w:t xml:space="preserve">ትንፋሽና ነፍስ ለሌላቸው ክፉ ነገር ያደረገባቸውን ተበቅለው ለማያጠፉ በጎ ነገር ላደረገላቸውም በጎ ነገርን ለማያደርጉ ለጣዖቶችህ እንደ ፈጣሪያችሁ እንደ እግዚአብሔር ለምትሠዋላቸው ለካህናቶች ህና ላንተ እስከ ዘላለም ድረስ ከሷ መውጫ የላችሁም። </w:t>
       </w:r>
-    </w:p>
-    <w:p>
-      <w:pPr>
-        <w:snapToGrid w:val="0"/>
-        <w:spacing w:before="120"/>
-        <w:jc w:val="both"/>
-        <w:rPr>
-          <w:rFonts w:ascii="Abyssinica SIL" w:hAnsi="Abyssinica SIL" w:cs="Abyssinica SIL"/>
-          <w:color w:val="074F6A" w:themeColor="accent4" w:themeShade="80"/>
-          <w:sz w:val="28"/>
-          <w:szCs w:val="28"/>
-          <w:lang w:bidi="syr-SY"/>
-        </w:rPr>
-      </w:pPr>
       <w:r>
         <w:rPr>
           <w:rFonts w:ascii="Abyssinica SIL" w:hAnsi="Abyssinica SIL" w:cs="Abyssinica SIL"/>
@@ -5567,20 +5551,16 @@
         </w:rPr>
         <w:t>የሚረባችሁ እንደሌለ አታወቁምና ትበድላላችሁ ትስታላችሁ።</w:t>
       </w:r>
-    </w:p>
-    <w:p>
-      <w:pPr>
-        <w:snapToGrid w:val="0"/>
-        <w:spacing w:before="120"/>
-        <w:jc w:val="both"/>
-        <w:rPr>
-          <w:rFonts w:ascii="Abyssinica SIL" w:hAnsi="Abyssinica SIL" w:cs="Abyssinica SIL"/>
-          <w:color w:val="074F6A" w:themeColor="accent4" w:themeShade="80"/>
-          <w:sz w:val="28"/>
-          <w:szCs w:val="28"/>
-          <w:lang w:bidi="syr-SY"/>
-        </w:rPr>
-      </w:pPr>
+      <w:r>
+        <w:rPr>
+          <w:rFonts w:ascii="Abyssinica SIL" w:hAnsi="Abyssinica SIL" w:cs="Abyssinica SIL"/>
+          <w:color w:val="074F6A" w:themeColor="accent4" w:themeShade="80"/>
+          <w:sz w:val="28"/>
+          <w:szCs w:val="28"/>
+          <w:lang w:bidi="syr-SY"/>
+        </w:rPr>
+        <w:t xml:space="preserve"> </w:t>
+      </w:r>
       <w:r>
         <w:rPr>
           <w:rFonts w:ascii="Abyssinica SIL" w:hAnsi="Abyssinica SIL" w:cs="Abyssinica SIL"/>
@@ -5763,7 +5743,6 @@
           <w:szCs w:val="32"/>
           <w:lang w:bidi="syr-SY"/>
         </w:rPr>
-        <w:lastRenderedPageBreak/>
         <w:t>ምዕራፍ ፰ ።8</w:t>
       </w:r>
     </w:p>
@@ -5904,6 +5883,7 @@
           <w:vertAlign w:val="superscript"/>
           <w:lang w:bidi="syr-SY"/>
         </w:rPr>
+        <w:lastRenderedPageBreak/>
         <w:t>4</w:t>
       </w:r>
       <w:r>
@@ -6534,94 +6514,104 @@
           <w:vertAlign w:val="superscript"/>
           <w:lang w:bidi="syr-SY"/>
         </w:rPr>
+        <w:t>21</w:t>
+      </w:r>
+      <w:r>
+        <w:rPr>
+          <w:rFonts w:ascii="Abyssinica SIL" w:hAnsi="Abyssinica SIL" w:cs="Abyssinica SIL"/>
+          <w:color w:val="E97132" w:themeColor="accent2"/>
+          <w:sz w:val="28"/>
+          <w:szCs w:val="28"/>
+          <w:lang w:bidi="syr-SY"/>
+        </w:rPr>
+        <w:t> </w:t>
+      </w:r>
+      <w:r>
+        <w:rPr>
+          <w:rFonts w:ascii="Abyssinica SIL" w:hAnsi="Abyssinica SIL" w:cs="Abyssinica SIL"/>
+          <w:color w:val="074F6A" w:themeColor="accent4" w:themeShade="80"/>
+          <w:sz w:val="28"/>
+          <w:szCs w:val="28"/>
+          <w:lang w:bidi="syr-SY"/>
+        </w:rPr>
+        <w:t xml:space="preserve">ክፉ ሰዎችም ክፉ ነገር እንዳደረጉ ፍዳቸውን ይቀበላሉ። </w:t>
+      </w:r>
+      <w:r>
+        <w:rPr>
+          <w:rFonts w:ascii="Abyssinica SIL" w:hAnsi="Abyssinica SIL" w:cs="Abyssinica SIL"/>
+          <w:b/>
+          <w:bCs/>
+          <w:color w:val="E97132" w:themeColor="accent2"/>
+          <w:sz w:val="28"/>
+          <w:szCs w:val="28"/>
+          <w:vertAlign w:val="superscript"/>
+          <w:lang w:bidi="syr-SY"/>
+        </w:rPr>
+        <w:t>22</w:t>
+      </w:r>
+      <w:r>
+        <w:rPr>
+          <w:rFonts w:ascii="Abyssinica SIL" w:hAnsi="Abyssinica SIL" w:cs="Abyssinica SIL"/>
+          <w:color w:val="E97132" w:themeColor="accent2"/>
+          <w:sz w:val="28"/>
+          <w:szCs w:val="28"/>
+          <w:lang w:bidi="syr-SY"/>
+        </w:rPr>
+        <w:t> </w:t>
+      </w:r>
+      <w:r>
+        <w:rPr>
+          <w:rFonts w:ascii="Abyssinica SIL" w:hAnsi="Abyssinica SIL" w:cs="Abyssinica SIL"/>
+          <w:color w:val="074F6A" w:themeColor="accent4" w:themeShade="80"/>
+          <w:sz w:val="28"/>
+          <w:szCs w:val="28"/>
+          <w:lang w:bidi="syr-SY"/>
+        </w:rPr>
+        <w:t xml:space="preserve">በጎ ሥራ የሚሠሩ ሰዎችን ግን ከእግዚአብሔር ታዛ በጎ ሥራ ትከተላቸዋለች። </w:t>
+      </w:r>
+      <w:r>
+        <w:rPr>
+          <w:rFonts w:ascii="Abyssinica SIL" w:hAnsi="Abyssinica SIL" w:cs="Abyssinica SIL"/>
+          <w:b/>
+          <w:bCs/>
+          <w:color w:val="E97132" w:themeColor="accent2"/>
+          <w:sz w:val="28"/>
+          <w:szCs w:val="28"/>
+          <w:vertAlign w:val="superscript"/>
+          <w:lang w:bidi="syr-SY"/>
+        </w:rPr>
+        <w:t>23</w:t>
+      </w:r>
+      <w:r>
+        <w:rPr>
+          <w:rFonts w:ascii="Abyssinica SIL" w:hAnsi="Abyssinica SIL" w:cs="Abyssinica SIL"/>
+          <w:color w:val="E97132" w:themeColor="accent2"/>
+          <w:sz w:val="28"/>
+          <w:szCs w:val="28"/>
+          <w:lang w:bidi="syr-SY"/>
+        </w:rPr>
+        <w:t> </w:t>
+      </w:r>
+      <w:r>
+        <w:rPr>
+          <w:rFonts w:ascii="Abyssinica SIL" w:hAnsi="Abyssinica SIL" w:cs="Abyssinica SIL"/>
+          <w:color w:val="074F6A" w:themeColor="accent4" w:themeShade="80"/>
+          <w:sz w:val="28"/>
+          <w:szCs w:val="28"/>
+          <w:lang w:bidi="syr-SY"/>
+        </w:rPr>
+        <w:t xml:space="preserve">ኢያሱ አምስቱ የከነዓን ነገሥታትን ባንዲት ቀን በዋሻ እንዳጠፋቸው ሠራዊቶቻቸውንም ያጠፋቸው ዘንድ በጸሎቱ ፀሐይን በገባዖን እንዳቆመ የኤዌዎንና የከናኔዎንን የፌርዜዎንና የኬጤዎንን የኢያቡሴዎንንም ሠራዊት እስኪያጠፋቸው ድረስ ፀሐይ በሰማይ መካከል ቆሟልና ባንድ ጊዜ ሁለት እልፍ ያህል ሰውም እንደ ገደለ እነሳቸውንም እንደ ገደላቸው እግር ካንገትም አድርጎ እንዳሠራቸው </w:t>
+      </w:r>
+      <w:r>
+        <w:rPr>
+          <w:rFonts w:ascii="Abyssinica SIL" w:hAnsi="Abyssinica SIL" w:cs="Abyssinica SIL"/>
+          <w:color w:val="074F6A" w:themeColor="accent4" w:themeShade="80"/>
+          <w:sz w:val="28"/>
+          <w:szCs w:val="28"/>
+          <w:lang w:bidi="syr-SY"/>
+        </w:rPr>
         <w:lastRenderedPageBreak/>
-        <w:t>21</w:t>
-      </w:r>
-      <w:r>
-        <w:rPr>
-          <w:rFonts w:ascii="Abyssinica SIL" w:hAnsi="Abyssinica SIL" w:cs="Abyssinica SIL"/>
-          <w:color w:val="E97132" w:themeColor="accent2"/>
-          <w:sz w:val="28"/>
-          <w:szCs w:val="28"/>
-          <w:lang w:bidi="syr-SY"/>
-        </w:rPr>
-        <w:t> </w:t>
-      </w:r>
-      <w:r>
-        <w:rPr>
-          <w:rFonts w:ascii="Abyssinica SIL" w:hAnsi="Abyssinica SIL" w:cs="Abyssinica SIL"/>
-          <w:color w:val="074F6A" w:themeColor="accent4" w:themeShade="80"/>
-          <w:sz w:val="28"/>
-          <w:szCs w:val="28"/>
-          <w:lang w:bidi="syr-SY"/>
-        </w:rPr>
-        <w:t xml:space="preserve">ክፉ ሰዎችም ክፉ ነገር እንዳደረጉ ፍዳቸውን ይቀበላሉ። </w:t>
-      </w:r>
-      <w:r>
-        <w:rPr>
-          <w:rFonts w:ascii="Abyssinica SIL" w:hAnsi="Abyssinica SIL" w:cs="Abyssinica SIL"/>
-          <w:b/>
-          <w:bCs/>
-          <w:color w:val="E97132" w:themeColor="accent2"/>
-          <w:sz w:val="28"/>
-          <w:szCs w:val="28"/>
-          <w:vertAlign w:val="superscript"/>
-          <w:lang w:bidi="syr-SY"/>
-        </w:rPr>
-        <w:t>22</w:t>
-      </w:r>
-      <w:r>
-        <w:rPr>
-          <w:rFonts w:ascii="Abyssinica SIL" w:hAnsi="Abyssinica SIL" w:cs="Abyssinica SIL"/>
-          <w:color w:val="E97132" w:themeColor="accent2"/>
-          <w:sz w:val="28"/>
-          <w:szCs w:val="28"/>
-          <w:lang w:bidi="syr-SY"/>
-        </w:rPr>
-        <w:t> </w:t>
-      </w:r>
-      <w:r>
-        <w:rPr>
-          <w:rFonts w:ascii="Abyssinica SIL" w:hAnsi="Abyssinica SIL" w:cs="Abyssinica SIL"/>
-          <w:color w:val="074F6A" w:themeColor="accent4" w:themeShade="80"/>
-          <w:sz w:val="28"/>
-          <w:szCs w:val="28"/>
-          <w:lang w:bidi="syr-SY"/>
-        </w:rPr>
-        <w:t xml:space="preserve">በጎ ሥራ የሚሠሩ ሰዎችን ግን ከእግዚአብሔር ታዛ በጎ ሥራ ትከተላቸዋለች። </w:t>
-      </w:r>
-      <w:r>
-        <w:rPr>
-          <w:rFonts w:ascii="Abyssinica SIL" w:hAnsi="Abyssinica SIL" w:cs="Abyssinica SIL"/>
-          <w:b/>
-          <w:bCs/>
-          <w:color w:val="E97132" w:themeColor="accent2"/>
-          <w:sz w:val="28"/>
-          <w:szCs w:val="28"/>
-          <w:vertAlign w:val="superscript"/>
-          <w:lang w:bidi="syr-SY"/>
-        </w:rPr>
-        <w:t>23</w:t>
-      </w:r>
-      <w:r>
-        <w:rPr>
-          <w:rFonts w:ascii="Abyssinica SIL" w:hAnsi="Abyssinica SIL" w:cs="Abyssinica SIL"/>
-          <w:color w:val="E97132" w:themeColor="accent2"/>
-          <w:sz w:val="28"/>
-          <w:szCs w:val="28"/>
-          <w:lang w:bidi="syr-SY"/>
-        </w:rPr>
-        <w:t> </w:t>
-      </w:r>
-      <w:r>
-        <w:rPr>
-          <w:rFonts w:ascii="Abyssinica SIL" w:hAnsi="Abyssinica SIL" w:cs="Abyssinica SIL"/>
-          <w:color w:val="074F6A" w:themeColor="accent4" w:themeShade="80"/>
-          <w:sz w:val="28"/>
-          <w:szCs w:val="28"/>
-          <w:lang w:bidi="syr-SY"/>
-        </w:rPr>
-        <w:t xml:space="preserve">ኢያሱ አምስቱ የከነዓን ነገሥታትን ባንዲት ቀን በዋሻ እንዳጠፋቸው ሠራዊቶቻቸውንም ያጠፋቸው ዘንድ በጸሎቱ ፀሐይን በገባዖን እንዳቆመ የኤዌዎንና የከናኔዎንን የፌርዜዎንና የኬጤዎንን የኢያቡሴዎንንም ሠራዊት እስኪያጠፋቸው ድረስ ፀሐይ በሰማይ መካከል ቆሟልና ባንድ ጊዜ ሁለት እልፍ ያህል ሰውም እንደ ገደለ እነሳቸውንም እንደ ገደላቸው እግር ካንገትም አድርጎ እንዳሠራቸው በወሻም በጦር እንደ ገደላቸው ደንጊያም እንደ ገጠመባቸው። </w:t>
+        <w:t xml:space="preserve">በወሻም በጦር እንደ ገደላቸው ደንጊያም እንደ ገጠመባቸው። </w:t>
       </w:r>
       <w:r>
         <w:rPr>
@@ -7134,7 +7124,6 @@
           <w:vertAlign w:val="superscript"/>
           <w:lang w:bidi="syr-SY"/>
         </w:rPr>
-        <w:lastRenderedPageBreak/>
         <w:t>12</w:t>
       </w:r>
       <w:r>
@@ -7314,6 +7303,7 @@
           <w:vertAlign w:val="superscript"/>
           <w:lang w:bidi="syr-SY"/>
         </w:rPr>
+        <w:lastRenderedPageBreak/>
         <w:t>17</w:t>
       </w:r>
       <w:r>
@@ -7876,18 +7866,7 @@
           <w:szCs w:val="28"/>
           <w:lang w:bidi="syr-SY"/>
         </w:rPr>
-        <w:t xml:space="preserve">አንተ የረገምኸው የተረገመ የመረቅኸውም የተመረቀ ነውና ትረግምልኝ ዘንድ ረግመህ ታጠፋልኝ ዘንድ እኔም የሚያከብርህን ብዙ ብርና ወርቅ እሰጥሀለሁ ብሎታልና በሰይጣ </w:t>
-      </w:r>
-      <w:r>
-        <w:rPr>
-          <w:rFonts w:ascii="Abyssinica SIL" w:hAnsi="Abyssinica SIL" w:cs="Abyssinica SIL"/>
-          <w:color w:val="074F6A" w:themeColor="accent4" w:themeShade="80"/>
-          <w:sz w:val="28"/>
-          <w:szCs w:val="28"/>
-          <w:lang w:bidi="syr-SY"/>
-        </w:rPr>
-        <w:lastRenderedPageBreak/>
-        <w:t xml:space="preserve">መንገድ አትሕዱ። </w:t>
+        <w:t xml:space="preserve">አንተ የረገምኸው የተረገመ የመረቅኸውም የተመረቀ ነውና ትረግምልኝ ዘንድ ረግመህ ታጠፋልኝ ዘንድ እኔም የሚያከብርህን ብዙ ብርና ወርቅ እሰጥሀለሁ ብሎታልና በሰይጣ መንገድ አትሕዱ። </w:t>
       </w:r>
       <w:r>
         <w:rPr>
@@ -8013,6 +7992,7 @@
           <w:vertAlign w:val="superscript"/>
           <w:lang w:bidi="syr-SY"/>
         </w:rPr>
+        <w:lastRenderedPageBreak/>
         <w:t>8</w:t>
       </w:r>
       <w:r>
@@ -8546,18 +8526,7 @@
           <w:szCs w:val="28"/>
           <w:lang w:bidi="syr-SY"/>
         </w:rPr>
-        <w:t xml:space="preserve">ባገራቸው ያገኙትን ሁሉ አጠፉ እንጂ ለቆንጆዎችና በሕግ ላሉ አልራሩም ማደሪያው ቤተ መቅደስን አስቀድሞ ያፈርስ ዘንድ በወደደ ጊዜ </w:t>
-      </w:r>
-      <w:r>
-        <w:rPr>
-          <w:rFonts w:ascii="Abyssinica SIL" w:hAnsi="Abyssinica SIL" w:cs="Abyssinica SIL"/>
-          <w:color w:val="074F6A" w:themeColor="accent4" w:themeShade="80"/>
-          <w:sz w:val="28"/>
-          <w:szCs w:val="28"/>
-          <w:lang w:bidi="syr-SY"/>
-        </w:rPr>
-        <w:lastRenderedPageBreak/>
-        <w:t xml:space="preserve">እግዚአብሔር ወገኖችን ተቈጥቷልና ወደ ማያውቁት አገር ወደ አሕዛብ ማርከው ወስዷቸው። </w:t>
+        <w:t xml:space="preserve">ባገራቸው ያገኙትን ሁሉ አጠፉ እንጂ ለቆንጆዎችና በሕግ ላሉ አልራሩም ማደሪያው ቤተ መቅደስን አስቀድሞ ያፈርስ ዘንድ በወደደ ጊዜ እግዚአብሔር ወገኖችን ተቈጥቷልና ወደ ማያውቁት አገር ወደ አሕዛብ ማርከው ወስዷቸው። </w:t>
       </w:r>
       <w:r>
         <w:rPr>
@@ -8637,7 +8606,18 @@
           <w:szCs w:val="28"/>
           <w:lang w:bidi="syr-SY"/>
         </w:rPr>
-        <w:t xml:space="preserve">ስላባቶቻቸው ይራራላቸዋልና እሱ ግን አንድ ጊዜ አላጠፋቸውም በውነት የነገሠ በፈጣሪያቸውም ፊት በቀና ሕግ ፀንተው የኖሩ አባቶቻቸውን ይስሐቅና አብርሃምን ያዕቆብንም ይወዳቸዋልና ስለ አባቶቻቸው ደግነት ነው እንጂ ይቅር የሚላቸው ስለ ራሳቸው ደግነት አይደለም። </w:t>
+        <w:t xml:space="preserve">ስላባቶቻቸው ይራራላቸዋልና እሱ ግን አንድ ጊዜ አላጠፋቸውም በውነት የነገሠ በፈጣሪያቸውም ፊት በቀና ሕግ ፀንተው የኖሩ አባቶቻቸውን ይስሐቅና አብርሃምን ያዕቆብንም ይወዳቸዋልና ስለ አባቶቻቸው ደግነት ነው እንጂ ይቅር የሚላቸው ስለ ራሳቸው ደግነት </w:t>
+      </w:r>
+      <w:r>
+        <w:rPr>
+          <w:rFonts w:ascii="Abyssinica SIL" w:hAnsi="Abyssinica SIL" w:cs="Abyssinica SIL"/>
+          <w:color w:val="074F6A" w:themeColor="accent4" w:themeShade="80"/>
+          <w:sz w:val="28"/>
+          <w:szCs w:val="28"/>
+          <w:lang w:bidi="syr-SY"/>
+        </w:rPr>
+        <w:lastRenderedPageBreak/>
+        <w:t xml:space="preserve">አይደለም። </w:t>
       </w:r>
       <w:r>
         <w:rPr>
@@ -9170,18 +9150,7 @@
           <w:szCs w:val="28"/>
           <w:lang w:bidi="syr-SY"/>
         </w:rPr>
-        <w:t xml:space="preserve">ያጥኑ ዘንድ ጥናታቸውን </w:t>
-      </w:r>
-      <w:r>
-        <w:rPr>
-          <w:rFonts w:ascii="Abyssinica SIL" w:hAnsi="Abyssinica SIL" w:cs="Abyssinica SIL"/>
-          <w:color w:val="074F6A" w:themeColor="accent4" w:themeShade="80"/>
-          <w:sz w:val="28"/>
-          <w:szCs w:val="28"/>
-          <w:lang w:bidi="syr-SY"/>
-        </w:rPr>
-        <w:lastRenderedPageBreak/>
-        <w:t>ይዘው ሄደው አጠኑ እግዚአብሔር ግን ልመናቸውን አልተቀበለም በጥናቸው ባለ እሳትም ተቃጠሉ እሳት እንደሚያቀልጠው ሰምም ቀለጡ ከነሳቸው አንድ ሰው ስንኳ አልቀረም በሰውነታቸው መቃጠል ጥናቸው ከብሯል ብሏልና ለእግዚአብሔር ትእዛዝ ወደ እግዚአብሔር ማደሪያ ከገቡት ከጥናቸው በቀር ልብሶቻቸውና አጥንቶቻቸውን አልቀሩም።</w:t>
+        <w:t>ያጥኑ ዘንድ ጥናታቸውን ይዘው ሄደው አጠኑ እግዚአብሔር ግን ልመናቸውን አልተቀበለም በጥናቸው ባለ እሳትም ተቃጠሉ እሳት እንደሚያቀልጠው ሰምም ቀለጡ ከነሳቸው አንድ ሰው ስንኳ አልቀረም በሰውነታቸው መቃጠል ጥናቸው ከብሯል ብሏልና ለእግዚአብሔር ትእዛዝ ወደ እግዚአብሔር ማደሪያ ከገቡት ከጥናቸው በቀር ልብሶቻቸውና አጥንቶቻቸውን አልቀሩም።</w:t>
       </w:r>
     </w:p>
     <w:p>
@@ -9208,6 +9177,7 @@
           <w:vertAlign w:val="superscript"/>
           <w:lang w:bidi="syr-SY"/>
         </w:rPr>
+        <w:lastRenderedPageBreak/>
         <w:t>11</w:t>
       </w:r>
       <w:r>
@@ -9784,7 +9754,6 @@
           <w:szCs w:val="32"/>
           <w:lang w:bidi="syr-SY"/>
         </w:rPr>
-        <w:lastRenderedPageBreak/>
         <w:t>ምዕራፍ ፲፪ ። 12</w:t>
       </w:r>
     </w:p>
@@ -9865,7 +9834,18 @@
           <w:szCs w:val="28"/>
           <w:lang w:bidi="syr-SY"/>
         </w:rPr>
-        <w:t xml:space="preserve">ስለዚህ ነገር ቁጣዬ በእሳት ፊት ያለ ገለባ እንዲነድ እሳትም ተራራውን እንዲያቃጥል ጥቅል ነፋስም የደቀቀውን ገለባ ከምድር አፍሶ ወደ ሰማይ እንዲበትነው ፍለጋው በቦታው እንደማይገኝ ቁጣዬ እንዲያ ያጠፋችኋል። </w:t>
+        <w:t xml:space="preserve">ስለዚህ ነገር ቁጣዬ በእሳት ፊት ያለ ገለባ እንዲነድ እሳትም ተራራውን እንዲያቃጥል ጥቅል ነፋስም የደቀቀውን ገለባ ከምድር አፍሶ ወደ ሰማይ እንዲበትነው ፍለጋው በቦታው </w:t>
+      </w:r>
+      <w:r>
+        <w:rPr>
+          <w:rFonts w:ascii="Abyssinica SIL" w:hAnsi="Abyssinica SIL" w:cs="Abyssinica SIL"/>
+          <w:color w:val="074F6A" w:themeColor="accent4" w:themeShade="80"/>
+          <w:sz w:val="28"/>
+          <w:szCs w:val="28"/>
+          <w:lang w:bidi="syr-SY"/>
+        </w:rPr>
+        <w:lastRenderedPageBreak/>
+        <w:t xml:space="preserve">እንደማይገኝ ቁጣዬ እንዲያ ያጠፋችኋል። </w:t>
       </w:r>
       <w:r>
         <w:rPr>
@@ -10386,7 +10366,6 @@
           <w:rtl/>
           <w:lang w:bidi="syr-SY"/>
         </w:rPr>
-        <w:lastRenderedPageBreak/>
         <w:t>܁</w:t>
       </w:r>
       <w:r>
@@ -10544,7 +10523,18 @@
           <w:szCs w:val="28"/>
           <w:lang w:bidi="syr-SY"/>
         </w:rPr>
-        <w:t xml:space="preserve">በዚህ ዓለም ብዙ ዘመን ከመኖርም በገነት አንዲት ቀን ደስ መሰኘት እንዲሻል ከብዙ ዘመኖችም አቤቱ አንዲት ሰዓት ይቅርታህን ማግኘት እንዲሻል አውቀዋልና ሰውነታቸውን ለሳት ሠጡ። </w:t>
+        <w:t xml:space="preserve">በዚህ ዓለም ብዙ </w:t>
+      </w:r>
+      <w:r>
+        <w:rPr>
+          <w:rFonts w:ascii="Abyssinica SIL" w:hAnsi="Abyssinica SIL" w:cs="Abyssinica SIL"/>
+          <w:color w:val="074F6A" w:themeColor="accent4" w:themeShade="80"/>
+          <w:sz w:val="28"/>
+          <w:szCs w:val="28"/>
+          <w:lang w:bidi="syr-SY"/>
+        </w:rPr>
+        <w:lastRenderedPageBreak/>
+        <w:t xml:space="preserve">ዘመን ከመኖርም በገነት አንዲት ቀን ደስ መሰኘት እንዲሻል ከብዙ ዘመኖችም አቤቱ አንዲት ሰዓት ይቅርታህን ማግኘት እንዲሻል አውቀዋልና ሰውነታቸውን ለሳት ሠጡ። </w:t>
       </w:r>
     </w:p>
     <w:p>
@@ -10968,7 +10958,6 @@
           <w:szCs w:val="32"/>
           <w:lang w:bidi="syr-SY"/>
         </w:rPr>
-        <w:lastRenderedPageBreak/>
         <w:t>ምዕራፍ ፲፬ ።14</w:t>
       </w:r>
     </w:p>
@@ -11051,6 +11040,179 @@
         </w:rPr>
         <w:t xml:space="preserve">ሳምራዊያን ግን ስጋችን ትቢያ ይሆናልና አይነሳም። </w:t>
       </w:r>
+      <w:r>
+        <w:rPr>
+          <w:rFonts w:ascii="Abyssinica SIL" w:hAnsi="Abyssinica SIL" w:cs="Abyssinica SIL"/>
+          <w:b/>
+          <w:bCs/>
+          <w:color w:val="E97132" w:themeColor="accent2"/>
+          <w:sz w:val="28"/>
+          <w:szCs w:val="28"/>
+          <w:vertAlign w:val="superscript"/>
+          <w:lang w:bidi="syr-SY"/>
+        </w:rPr>
+        <w:t>3</w:t>
+      </w:r>
+      <w:r>
+        <w:rPr>
+          <w:rFonts w:ascii="Abyssinica SIL" w:hAnsi="Abyssinica SIL" w:cs="Abyssinica SIL"/>
+          <w:color w:val="E97132" w:themeColor="accent2"/>
+          <w:sz w:val="28"/>
+          <w:szCs w:val="28"/>
+          <w:lang w:bidi="syr-SY"/>
+        </w:rPr>
+        <w:t> </w:t>
+      </w:r>
+      <w:r>
+        <w:rPr>
+          <w:rFonts w:ascii="Abyssinica SIL" w:hAnsi="Abyssinica SIL" w:cs="Abyssinica SIL"/>
+          <w:color w:val="074F6A" w:themeColor="accent4" w:themeShade="80"/>
+          <w:sz w:val="28"/>
+          <w:szCs w:val="28"/>
+          <w:lang w:bidi="syr-SY"/>
+        </w:rPr>
+        <w:t xml:space="preserve">እንደ ነፋስ የማትታይ እንደ ነጐድጓድም ድምፅ ስለ ሆነች እነሆ እዚህ አለች የማይሏት የማትታየም ስለ ሆነች ሥጋ ቢሞት ነፍስ አትሞትምና ትንሣኤ በተደረገ ጊዜ የነፍሳችን መነሣት እናምናለን። </w:t>
+      </w:r>
+      <w:r>
+        <w:rPr>
+          <w:rFonts w:ascii="Abyssinica SIL" w:hAnsi="Abyssinica SIL" w:cs="Abyssinica SIL"/>
+          <w:b/>
+          <w:bCs/>
+          <w:color w:val="E97132" w:themeColor="accent2"/>
+          <w:sz w:val="28"/>
+          <w:szCs w:val="28"/>
+          <w:vertAlign w:val="superscript"/>
+          <w:lang w:bidi="syr-SY"/>
+        </w:rPr>
+        <w:t>4</w:t>
+      </w:r>
+      <w:r>
+        <w:rPr>
+          <w:rFonts w:ascii="Abyssinica SIL" w:hAnsi="Abyssinica SIL" w:cs="Abyssinica SIL"/>
+          <w:color w:val="E97132" w:themeColor="accent2"/>
+          <w:sz w:val="28"/>
+          <w:szCs w:val="28"/>
+          <w:lang w:bidi="syr-SY"/>
+        </w:rPr>
+        <w:t> </w:t>
+      </w:r>
+      <w:r>
+        <w:rPr>
+          <w:rFonts w:ascii="Abyssinica SIL" w:hAnsi="Abyssinica SIL" w:cs="Abyssinica SIL"/>
+          <w:color w:val="074F6A" w:themeColor="accent4" w:themeShade="80"/>
+          <w:sz w:val="28"/>
+          <w:szCs w:val="28"/>
+          <w:lang w:bidi="syr-SY"/>
+        </w:rPr>
+        <w:t xml:space="preserve">አውሬዎች ይበሏታልና ትሎችም በመቃብር ይበሏታልና ሥጋችን ግን በሁሉ ዘንድ ትታያለች ትቢያና አመድ ትሆናለች። </w:t>
+      </w:r>
+      <w:r>
+        <w:rPr>
+          <w:rFonts w:ascii="Abyssinica SIL" w:hAnsi="Abyssinica SIL" w:cs="Abyssinica SIL"/>
+          <w:b/>
+          <w:bCs/>
+          <w:color w:val="E97132" w:themeColor="accent2"/>
+          <w:sz w:val="28"/>
+          <w:szCs w:val="28"/>
+          <w:vertAlign w:val="superscript"/>
+          <w:lang w:bidi="syr-SY"/>
+        </w:rPr>
+        <w:t>5</w:t>
+      </w:r>
+      <w:r>
+        <w:rPr>
+          <w:rFonts w:ascii="Abyssinica SIL" w:hAnsi="Abyssinica SIL" w:cs="Abyssinica SIL"/>
+          <w:color w:val="E97132" w:themeColor="accent2"/>
+          <w:sz w:val="28"/>
+          <w:szCs w:val="28"/>
+          <w:lang w:bidi="syr-SY"/>
+        </w:rPr>
+        <w:t> </w:t>
+      </w:r>
+      <w:r>
+        <w:rPr>
+          <w:rFonts w:ascii="Abyssinica SIL" w:hAnsi="Abyssinica SIL" w:cs="Abyssinica SIL"/>
+          <w:color w:val="074F6A" w:themeColor="accent4" w:themeShade="80"/>
+          <w:sz w:val="28"/>
+          <w:szCs w:val="28"/>
+          <w:lang w:bidi="syr-SY"/>
+        </w:rPr>
+        <w:t xml:space="preserve">እንደ ሣር ሆነዋልና </w:t>
+      </w:r>
+      <w:r>
+        <w:rPr>
+          <w:rFonts w:ascii="Abyssinica SIL" w:hAnsi="Abyssinica SIL" w:cs="Abyssinica SIL"/>
+          <w:color w:val="074F6A" w:themeColor="accent4" w:themeShade="80"/>
+          <w:sz w:val="28"/>
+          <w:szCs w:val="28"/>
+          <w:lang w:bidi="syr-SY"/>
+        </w:rPr>
+        <w:lastRenderedPageBreak/>
+        <w:t xml:space="preserve">እንዳይተፈጠሩም ትቢያ ሆነዋልና እነዚም የበሏት አውሬዎች ትቢያ ይሆናሉ ፍለጋቸውም አይገኝምና ሥጋችን ግን አይነሣም። </w:t>
+      </w:r>
+      <w:r>
+        <w:rPr>
+          <w:rFonts w:ascii="Abyssinica SIL" w:hAnsi="Abyssinica SIL" w:cs="Abyssinica SIL"/>
+          <w:b/>
+          <w:bCs/>
+          <w:color w:val="E97132" w:themeColor="accent2"/>
+          <w:sz w:val="28"/>
+          <w:szCs w:val="28"/>
+          <w:vertAlign w:val="superscript"/>
+          <w:lang w:bidi="syr-SY"/>
+        </w:rPr>
+        <w:t>6</w:t>
+      </w:r>
+      <w:r>
+        <w:rPr>
+          <w:rFonts w:ascii="Abyssinica SIL" w:hAnsi="Abyssinica SIL" w:cs="Abyssinica SIL"/>
+          <w:color w:val="E97132" w:themeColor="accent2"/>
+          <w:sz w:val="28"/>
+          <w:szCs w:val="28"/>
+          <w:lang w:bidi="syr-SY"/>
+        </w:rPr>
+        <w:t> </w:t>
+      </w:r>
+      <w:r>
+        <w:rPr>
+          <w:rFonts w:ascii="Abyssinica SIL" w:hAnsi="Abyssinica SIL" w:cs="Abyssinica SIL"/>
+          <w:color w:val="074F6A" w:themeColor="accent4" w:themeShade="80"/>
+          <w:sz w:val="28"/>
+          <w:szCs w:val="28"/>
+          <w:lang w:bidi="syr-SY"/>
+        </w:rPr>
+        <w:t>ፈሪሳውያንም የሞቱ ሰዎች መነሣትንስ እናምናለን።</w:t>
+      </w:r>
+      <w:r>
+        <w:rPr>
+          <w:rFonts w:ascii="Abyssinica SIL" w:hAnsi="Abyssinica SIL" w:cs="Abyssinica SIL"/>
+          <w:color w:val="074F6A" w:themeColor="accent4" w:themeShade="80"/>
+          <w:sz w:val="28"/>
+          <w:szCs w:val="28"/>
+          <w:lang w:bidi="syr-SY"/>
+        </w:rPr>
+        <w:t xml:space="preserve"> </w:t>
+      </w:r>
+      <w:r>
+        <w:rPr>
+          <w:rFonts w:ascii="Abyssinica SIL" w:hAnsi="Abyssinica SIL" w:cs="Abyssinica SIL"/>
+          <w:color w:val="074F6A" w:themeColor="accent4" w:themeShade="80"/>
+          <w:sz w:val="28"/>
+          <w:szCs w:val="28"/>
+          <w:lang w:bidi="syr-SY"/>
+        </w:rPr>
+        <w:t xml:space="preserve">ነገር ግን ነፍሳትን በምድር ያይደል በሰማይ ሌላ ሥጋ አምጥቶ ያዋሕዳቸዋል የፈረሱ የበሰበሱ ሥጋዎች ወዴት ይገኛሉ ይላሉ። </w:t>
+      </w:r>
+      <w:r>
+        <w:rPr>
+          <w:rFonts w:ascii="Abyssinica SIL" w:hAnsi="Abyssinica SIL" w:cs="Abyssinica SIL"/>
+          <w:color w:val="074F6A" w:themeColor="accent4" w:themeShade="80"/>
+          <w:sz w:val="28"/>
+          <w:szCs w:val="28"/>
+          <w:lang w:bidi="syr-SY"/>
+        </w:rPr>
+        <w:t xml:space="preserve"> </w:t>
+      </w:r>
     </w:p>
     <w:p>
       <w:pPr>
@@ -11076,156 +11238,93 @@
           <w:vertAlign w:val="superscript"/>
           <w:lang w:bidi="syr-SY"/>
         </w:rPr>
-        <w:t>3</w:t>
-      </w:r>
-      <w:r>
-        <w:rPr>
-          <w:rFonts w:ascii="Abyssinica SIL" w:hAnsi="Abyssinica SIL" w:cs="Abyssinica SIL"/>
-          <w:color w:val="E97132" w:themeColor="accent2"/>
-          <w:sz w:val="28"/>
-          <w:szCs w:val="28"/>
-          <w:lang w:bidi="syr-SY"/>
-        </w:rPr>
-        <w:t> </w:t>
-      </w:r>
-      <w:r>
-        <w:rPr>
-          <w:rFonts w:ascii="Abyssinica SIL" w:hAnsi="Abyssinica SIL" w:cs="Abyssinica SIL"/>
-          <w:color w:val="074F6A" w:themeColor="accent4" w:themeShade="80"/>
-          <w:sz w:val="28"/>
-          <w:szCs w:val="28"/>
-          <w:lang w:bidi="syr-SY"/>
-        </w:rPr>
-        <w:t xml:space="preserve">እንደ ነፋስ የማትታይ እንደ ነጐድጓድም ድምፅ ስለ ሆነች እነሆ እዚህ አለች የማይሏት የማትታየም ስለ ሆነች ሥጋ ቢሞት ነፍስ አትሞትምና ትንሣኤ በተደረገ ጊዜ የነፍሳችን መነሣት እናምናለን። </w:t>
-      </w:r>
-      <w:r>
-        <w:rPr>
-          <w:rFonts w:ascii="Abyssinica SIL" w:hAnsi="Abyssinica SIL" w:cs="Abyssinica SIL"/>
-          <w:b/>
-          <w:bCs/>
-          <w:color w:val="E97132" w:themeColor="accent2"/>
-          <w:sz w:val="28"/>
-          <w:szCs w:val="28"/>
-          <w:vertAlign w:val="superscript"/>
-          <w:lang w:bidi="syr-SY"/>
-        </w:rPr>
-        <w:t>4</w:t>
-      </w:r>
-      <w:r>
-        <w:rPr>
-          <w:rFonts w:ascii="Abyssinica SIL" w:hAnsi="Abyssinica SIL" w:cs="Abyssinica SIL"/>
-          <w:color w:val="E97132" w:themeColor="accent2"/>
-          <w:sz w:val="28"/>
-          <w:szCs w:val="28"/>
-          <w:lang w:bidi="syr-SY"/>
-        </w:rPr>
-        <w:t> </w:t>
-      </w:r>
-      <w:r>
-        <w:rPr>
-          <w:rFonts w:ascii="Abyssinica SIL" w:hAnsi="Abyssinica SIL" w:cs="Abyssinica SIL"/>
-          <w:color w:val="074F6A" w:themeColor="accent4" w:themeShade="80"/>
-          <w:sz w:val="28"/>
-          <w:szCs w:val="28"/>
-          <w:lang w:bidi="syr-SY"/>
-        </w:rPr>
-        <w:t xml:space="preserve">አውሬዎች ይበሏታልና ትሎችም በመቃብር ይበሏታልና ሥጋችን ግን በሁሉ ዘንድ ትታያለች ትቢያና አመድ ትሆናለች። </w:t>
-      </w:r>
-      <w:r>
-        <w:rPr>
-          <w:rFonts w:ascii="Abyssinica SIL" w:hAnsi="Abyssinica SIL" w:cs="Abyssinica SIL"/>
-          <w:b/>
-          <w:bCs/>
-          <w:color w:val="E97132" w:themeColor="accent2"/>
-          <w:sz w:val="28"/>
-          <w:szCs w:val="28"/>
-          <w:vertAlign w:val="superscript"/>
-          <w:lang w:bidi="syr-SY"/>
-        </w:rPr>
-        <w:t>5</w:t>
-      </w:r>
-      <w:r>
-        <w:rPr>
-          <w:rFonts w:ascii="Abyssinica SIL" w:hAnsi="Abyssinica SIL" w:cs="Abyssinica SIL"/>
-          <w:color w:val="E97132" w:themeColor="accent2"/>
-          <w:sz w:val="28"/>
-          <w:szCs w:val="28"/>
-          <w:lang w:bidi="syr-SY"/>
-        </w:rPr>
-        <w:t> </w:t>
-      </w:r>
-      <w:r>
-        <w:rPr>
-          <w:rFonts w:ascii="Abyssinica SIL" w:hAnsi="Abyssinica SIL" w:cs="Abyssinica SIL"/>
-          <w:color w:val="074F6A" w:themeColor="accent4" w:themeShade="80"/>
-          <w:sz w:val="28"/>
-          <w:szCs w:val="28"/>
-          <w:lang w:bidi="syr-SY"/>
-        </w:rPr>
-        <w:t xml:space="preserve">እንደ ሣር ሆነዋልና እንዳይተፈጠሩም ትቢያ ሆነዋልና እነዚም የበሏት አውሬዎች ትቢያ ይሆናሉ ፍለጋቸውም አይገኝምና ሥጋችን ግን አይነሣም። </w:t>
-      </w:r>
-      <w:r>
-        <w:rPr>
-          <w:rFonts w:ascii="Abyssinica SIL" w:hAnsi="Abyssinica SIL" w:cs="Abyssinica SIL"/>
-          <w:b/>
-          <w:bCs/>
-          <w:color w:val="E97132" w:themeColor="accent2"/>
-          <w:sz w:val="28"/>
-          <w:szCs w:val="28"/>
-          <w:vertAlign w:val="superscript"/>
-          <w:lang w:bidi="syr-SY"/>
-        </w:rPr>
-        <w:t>6</w:t>
-      </w:r>
-      <w:r>
-        <w:rPr>
-          <w:rFonts w:ascii="Abyssinica SIL" w:hAnsi="Abyssinica SIL" w:cs="Abyssinica SIL"/>
-          <w:color w:val="E97132" w:themeColor="accent2"/>
-          <w:sz w:val="28"/>
-          <w:szCs w:val="28"/>
-          <w:lang w:bidi="syr-SY"/>
-        </w:rPr>
-        <w:t> </w:t>
-      </w:r>
-      <w:r>
-        <w:rPr>
-          <w:rFonts w:ascii="Abyssinica SIL" w:hAnsi="Abyssinica SIL" w:cs="Abyssinica SIL"/>
-          <w:color w:val="074F6A" w:themeColor="accent4" w:themeShade="80"/>
-          <w:sz w:val="28"/>
-          <w:szCs w:val="28"/>
-          <w:lang w:bidi="syr-SY"/>
-        </w:rPr>
-        <w:t>ፈሪሳውያንም የሞቱ ሰዎች መነሣትንስ እናምናለን።</w:t>
-      </w:r>
-      <w:r>
-        <w:rPr>
-          <w:rFonts w:ascii="Abyssinica SIL" w:hAnsi="Abyssinica SIL" w:cs="Abyssinica SIL"/>
-          <w:color w:val="074F6A" w:themeColor="accent4" w:themeShade="80"/>
-          <w:sz w:val="28"/>
-          <w:szCs w:val="28"/>
-          <w:lang w:bidi="syr-SY"/>
-        </w:rPr>
-        <w:t xml:space="preserve"> </w:t>
-      </w:r>
-      <w:r>
-        <w:rPr>
-          <w:rFonts w:ascii="Abyssinica SIL" w:hAnsi="Abyssinica SIL" w:cs="Abyssinica SIL"/>
-          <w:color w:val="074F6A" w:themeColor="accent4" w:themeShade="80"/>
-          <w:sz w:val="28"/>
-          <w:szCs w:val="28"/>
-          <w:lang w:bidi="syr-SY"/>
-        </w:rPr>
-        <w:t xml:space="preserve">ነገር ግን ነፍሳትን በምድር ያይደል በሰማይ ሌላ ሥጋ አምጥቶ ያዋሕዳቸዋል የፈረሱ የበሰበሱ ሥጋዎች ወዴት ይገኛሉ ይላሉ። </w:t>
-      </w:r>
-      <w:r>
-        <w:rPr>
-          <w:rFonts w:ascii="Abyssinica SIL" w:hAnsi="Abyssinica SIL" w:cs="Abyssinica SIL"/>
-          <w:color w:val="074F6A" w:themeColor="accent4" w:themeShade="80"/>
-          <w:sz w:val="28"/>
-          <w:szCs w:val="28"/>
-          <w:lang w:bidi="syr-SY"/>
-        </w:rPr>
-        <w:t xml:space="preserve"> </w:t>
+        <w:t>7</w:t>
+      </w:r>
+      <w:r>
+        <w:rPr>
+          <w:rFonts w:ascii="Abyssinica SIL" w:hAnsi="Abyssinica SIL" w:cs="Abyssinica SIL"/>
+          <w:color w:val="E97132" w:themeColor="accent2"/>
+          <w:sz w:val="28"/>
+          <w:szCs w:val="28"/>
+          <w:lang w:bidi="syr-SY"/>
+        </w:rPr>
+        <w:t> </w:t>
+      </w:r>
+      <w:r>
+        <w:rPr>
+          <w:rFonts w:ascii="Abyssinica SIL" w:hAnsi="Abyssinica SIL" w:cs="Abyssinica SIL"/>
+          <w:color w:val="074F6A" w:themeColor="accent4" w:themeShade="80"/>
+          <w:sz w:val="28"/>
+          <w:szCs w:val="28"/>
+          <w:lang w:bidi="syr-SY"/>
+        </w:rPr>
+        <w:t xml:space="preserve">ሰዱቃውያን ግን ነፍሳችን ከሥጋችን ከወጣች በኋላ ከሞቱ ሰዎች ጋራ አንነሣም ለሥጋና ለነፍስም ከሞቱ በኋላ መነሣት የላቸውም ከሞትንም በኋላ አንነሣም ይላሉ። </w:t>
+      </w:r>
+      <w:r>
+        <w:rPr>
+          <w:rFonts w:ascii="Abyssinica SIL" w:hAnsi="Abyssinica SIL" w:cs="Abyssinica SIL"/>
+          <w:b/>
+          <w:bCs/>
+          <w:color w:val="E97132" w:themeColor="accent2"/>
+          <w:sz w:val="28"/>
+          <w:szCs w:val="28"/>
+          <w:vertAlign w:val="superscript"/>
+          <w:lang w:bidi="syr-SY"/>
+        </w:rPr>
+        <w:t>8</w:t>
+      </w:r>
+      <w:r>
+        <w:rPr>
+          <w:rFonts w:ascii="Abyssinica SIL" w:hAnsi="Abyssinica SIL" w:cs="Abyssinica SIL"/>
+          <w:color w:val="E97132" w:themeColor="accent2"/>
+          <w:sz w:val="28"/>
+          <w:szCs w:val="28"/>
+          <w:lang w:bidi="syr-SY"/>
+        </w:rPr>
+        <w:t> </w:t>
+      </w:r>
+      <w:r>
+        <w:rPr>
+          <w:rFonts w:ascii="Abyssinica SIL" w:hAnsi="Abyssinica SIL" w:cs="Abyssinica SIL"/>
+          <w:color w:val="074F6A" w:themeColor="accent4" w:themeShade="80"/>
+          <w:sz w:val="28"/>
+          <w:szCs w:val="28"/>
+          <w:lang w:bidi="syr-SY"/>
+        </w:rPr>
+        <w:t xml:space="preserve">ስለዚህ ነገር ፈጽመው ይስታሉ በእግዚአብሔርም በጌትነቱ ላይ ስድብን ይናገራሉና ይነሳቸው ነገር ያሳዝነኛል። </w:t>
+      </w:r>
+      <w:r>
+        <w:rPr>
+          <w:rFonts w:ascii="Abyssinica SIL" w:hAnsi="Abyssinica SIL" w:cs="Abyssinica SIL"/>
+          <w:b/>
+          <w:bCs/>
+          <w:color w:val="E97132" w:themeColor="accent2"/>
+          <w:sz w:val="28"/>
+          <w:szCs w:val="28"/>
+          <w:vertAlign w:val="superscript"/>
+          <w:lang w:bidi="syr-SY"/>
+        </w:rPr>
+        <w:t>9</w:t>
+      </w:r>
+      <w:r>
+        <w:rPr>
+          <w:rFonts w:ascii="Abyssinica SIL" w:hAnsi="Abyssinica SIL" w:cs="Abyssinica SIL"/>
+          <w:color w:val="E97132" w:themeColor="accent2"/>
+          <w:sz w:val="28"/>
+          <w:szCs w:val="28"/>
+          <w:lang w:bidi="syr-SY"/>
+        </w:rPr>
+        <w:t> </w:t>
+      </w:r>
+      <w:r>
+        <w:rPr>
+          <w:rFonts w:ascii="Abyssinica SIL" w:hAnsi="Abyssinica SIL" w:cs="Abyssinica SIL"/>
+          <w:color w:val="074F6A" w:themeColor="accent4" w:themeShade="80"/>
+          <w:sz w:val="28"/>
+          <w:szCs w:val="28"/>
+          <w:lang w:bidi="syr-SY"/>
+        </w:rPr>
+        <w:t>የሚያከብራቸው እግዚአብሔርን አላመኑትምና ለመዳን ተስፋ የላቸውም ነገር ግን ሞቶ ለመነሣትና ለመዳንም ተስፋ የላቸውም።</w:t>
       </w:r>
     </w:p>
     <w:p>
@@ -11252,93 +11351,60 @@
           <w:vertAlign w:val="superscript"/>
           <w:lang w:bidi="syr-SY"/>
         </w:rPr>
-        <w:t>7</w:t>
-      </w:r>
-      <w:r>
-        <w:rPr>
-          <w:rFonts w:ascii="Abyssinica SIL" w:hAnsi="Abyssinica SIL" w:cs="Abyssinica SIL"/>
-          <w:color w:val="E97132" w:themeColor="accent2"/>
-          <w:sz w:val="28"/>
-          <w:szCs w:val="28"/>
-          <w:lang w:bidi="syr-SY"/>
-        </w:rPr>
-        <w:t> </w:t>
-      </w:r>
-      <w:r>
-        <w:rPr>
-          <w:rFonts w:ascii="Abyssinica SIL" w:hAnsi="Abyssinica SIL" w:cs="Abyssinica SIL"/>
-          <w:color w:val="074F6A" w:themeColor="accent4" w:themeShade="80"/>
-          <w:sz w:val="28"/>
-          <w:szCs w:val="28"/>
-          <w:lang w:bidi="syr-SY"/>
-        </w:rPr>
-        <w:t xml:space="preserve">ሰዱቃውያን ግን ነፍሳችን ከሥጋችን ከወጣች በኋላ ከሞቱ ሰዎች ጋራ አንነሣም ለሥጋና ለነፍስም ከሞቱ በኋላ መነሣት የላቸውም ከሞትንም በኋላ አንነሣም ይላሉ። </w:t>
-      </w:r>
-      <w:r>
-        <w:rPr>
-          <w:rFonts w:ascii="Abyssinica SIL" w:hAnsi="Abyssinica SIL" w:cs="Abyssinica SIL"/>
-          <w:b/>
-          <w:bCs/>
-          <w:color w:val="E97132" w:themeColor="accent2"/>
-          <w:sz w:val="28"/>
-          <w:szCs w:val="28"/>
-          <w:vertAlign w:val="superscript"/>
-          <w:lang w:bidi="syr-SY"/>
-        </w:rPr>
-        <w:t>8</w:t>
-      </w:r>
-      <w:r>
-        <w:rPr>
-          <w:rFonts w:ascii="Abyssinica SIL" w:hAnsi="Abyssinica SIL" w:cs="Abyssinica SIL"/>
-          <w:color w:val="E97132" w:themeColor="accent2"/>
-          <w:sz w:val="28"/>
-          <w:szCs w:val="28"/>
-          <w:lang w:bidi="syr-SY"/>
-        </w:rPr>
-        <w:t> </w:t>
-      </w:r>
-      <w:r>
-        <w:rPr>
-          <w:rFonts w:ascii="Abyssinica SIL" w:hAnsi="Abyssinica SIL" w:cs="Abyssinica SIL"/>
-          <w:color w:val="074F6A" w:themeColor="accent4" w:themeShade="80"/>
-          <w:sz w:val="28"/>
-          <w:szCs w:val="28"/>
-          <w:lang w:bidi="syr-SY"/>
-        </w:rPr>
-        <w:t xml:space="preserve">ስለዚህ ነገር ፈጽመው ይስታሉ በእግዚአብሔርም በጌትነቱ ላይ ስድብን ይናገራሉና ይነሳቸው ነገር ያሳዝነኛል። </w:t>
-      </w:r>
-      <w:r>
-        <w:rPr>
-          <w:rFonts w:ascii="Abyssinica SIL" w:hAnsi="Abyssinica SIL" w:cs="Abyssinica SIL"/>
-          <w:b/>
-          <w:bCs/>
-          <w:color w:val="E97132" w:themeColor="accent2"/>
-          <w:sz w:val="28"/>
-          <w:szCs w:val="28"/>
-          <w:vertAlign w:val="superscript"/>
-          <w:lang w:bidi="syr-SY"/>
-        </w:rPr>
-        <w:t>9</w:t>
-      </w:r>
-      <w:r>
-        <w:rPr>
-          <w:rFonts w:ascii="Abyssinica SIL" w:hAnsi="Abyssinica SIL" w:cs="Abyssinica SIL"/>
-          <w:color w:val="E97132" w:themeColor="accent2"/>
-          <w:sz w:val="28"/>
-          <w:szCs w:val="28"/>
-          <w:lang w:bidi="syr-SY"/>
-        </w:rPr>
-        <w:t> </w:t>
-      </w:r>
-      <w:r>
-        <w:rPr>
-          <w:rFonts w:ascii="Abyssinica SIL" w:hAnsi="Abyssinica SIL" w:cs="Abyssinica SIL"/>
-          <w:color w:val="074F6A" w:themeColor="accent4" w:themeShade="80"/>
-          <w:sz w:val="28"/>
-          <w:szCs w:val="28"/>
-          <w:lang w:bidi="syr-SY"/>
-        </w:rPr>
-        <w:t>የሚያከብራቸው እግዚአብሔርን አላመኑትምና ለመዳን ተስፋ የላቸውም ነገር ግን ሞቶ ለመነሣትና ለመዳንም ተስፋ የላቸውም።</w:t>
+        <w:t>10</w:t>
+      </w:r>
+      <w:r>
+        <w:rPr>
+          <w:rFonts w:ascii="Abyssinica SIL" w:hAnsi="Abyssinica SIL" w:cs="Abyssinica SIL"/>
+          <w:color w:val="E97132" w:themeColor="accent2"/>
+          <w:sz w:val="28"/>
+          <w:szCs w:val="28"/>
+          <w:lang w:bidi="syr-SY"/>
+        </w:rPr>
+        <w:t> </w:t>
+      </w:r>
+      <w:r>
+        <w:rPr>
+          <w:rFonts w:ascii="Abyssinica SIL" w:hAnsi="Abyssinica SIL" w:cs="Abyssinica SIL"/>
+          <w:color w:val="074F6A" w:themeColor="accent4" w:themeShade="80"/>
+          <w:sz w:val="28"/>
+          <w:szCs w:val="28"/>
+          <w:lang w:bidi="syr-SY"/>
+        </w:rPr>
+        <w:t xml:space="preserve">የልቡና ዕውር የምትሆን አይሁዳዊ ሆይ ካለመኖር ወደ መኖር አምጥቶ የፈጠረህን እንደ ምራቅም የተናቅህ ስትሆን ሰው ያደረገህ እግዚአብሔርን አላዋቂ ታደርገዋለህን በምሳሌውና በመልኩ የፈጠረህ እግዚአብሔር ሥጋህንና ነፍስህን አዋሕዶ ማስነሣት ይሳነዋልን። </w:t>
+      </w:r>
+      <w:r>
+        <w:rPr>
+          <w:rFonts w:ascii="Abyssinica SIL" w:hAnsi="Abyssinica SIL" w:cs="Abyssinica SIL"/>
+          <w:b/>
+          <w:bCs/>
+          <w:color w:val="E97132" w:themeColor="accent2"/>
+          <w:sz w:val="28"/>
+          <w:szCs w:val="28"/>
+          <w:vertAlign w:val="superscript"/>
+          <w:lang w:bidi="syr-SY"/>
+        </w:rPr>
+        <w:t>11</w:t>
+      </w:r>
+      <w:r>
+        <w:rPr>
+          <w:rFonts w:ascii="Abyssinica SIL" w:hAnsi="Abyssinica SIL" w:cs="Abyssinica SIL"/>
+          <w:color w:val="E97132" w:themeColor="accent2"/>
+          <w:sz w:val="28"/>
+          <w:szCs w:val="28"/>
+          <w:lang w:bidi="syr-SY"/>
+        </w:rPr>
+        <w:t> </w:t>
+      </w:r>
+      <w:r>
+        <w:rPr>
+          <w:rFonts w:ascii="Abyssinica SIL" w:hAnsi="Abyssinica SIL" w:cs="Abyssinica SIL"/>
+          <w:color w:val="074F6A" w:themeColor="accent4" w:themeShade="80"/>
+          <w:sz w:val="28"/>
+          <w:szCs w:val="28"/>
+          <w:lang w:bidi="syr-SY"/>
+        </w:rPr>
+        <w:t>ከእግዚአብሔር ሥልጣን አታመልጥምና እንዲህ ያለ ነገር አታስብ ሳትወድ ትነሣለህ በሞትህ ጊዜ የተያዘህባት በሲኦል የምትቀበለው ፍዳ በሰውነትህ አለና ሳትወድም ይፈረድብሃል።</w:t>
       </w:r>
     </w:p>
     <w:p>
@@ -11365,60 +11431,126 @@
           <w:vertAlign w:val="superscript"/>
           <w:lang w:bidi="syr-SY"/>
         </w:rPr>
-        <w:t>10</w:t>
-      </w:r>
-      <w:r>
-        <w:rPr>
-          <w:rFonts w:ascii="Abyssinica SIL" w:hAnsi="Abyssinica SIL" w:cs="Abyssinica SIL"/>
-          <w:color w:val="E97132" w:themeColor="accent2"/>
-          <w:sz w:val="28"/>
-          <w:szCs w:val="28"/>
-          <w:lang w:bidi="syr-SY"/>
-        </w:rPr>
-        <w:t> </w:t>
-      </w:r>
-      <w:r>
-        <w:rPr>
-          <w:rFonts w:ascii="Abyssinica SIL" w:hAnsi="Abyssinica SIL" w:cs="Abyssinica SIL"/>
-          <w:color w:val="074F6A" w:themeColor="accent4" w:themeShade="80"/>
-          <w:sz w:val="28"/>
-          <w:szCs w:val="28"/>
-          <w:lang w:bidi="syr-SY"/>
-        </w:rPr>
-        <w:t xml:space="preserve">የልቡና ዕውር የምትሆን አይሁዳዊ ሆይ ካለመኖር ወደ መኖር አምጥቶ የፈጠረህን እንደ ምራቅም የተናቅህ ስትሆን ሰው ያደረገህ እግዚአብሔርን አላዋቂ ታደርገዋለህን በምሳሌውና በመልኩ የፈጠረህ እግዚአብሔር ሥጋህንና ነፍስህን አዋሕዶ ማስነሣት ይሳነዋልን። </w:t>
-      </w:r>
-      <w:r>
-        <w:rPr>
-          <w:rFonts w:ascii="Abyssinica SIL" w:hAnsi="Abyssinica SIL" w:cs="Abyssinica SIL"/>
-          <w:b/>
-          <w:bCs/>
-          <w:color w:val="E97132" w:themeColor="accent2"/>
-          <w:sz w:val="28"/>
-          <w:szCs w:val="28"/>
-          <w:vertAlign w:val="superscript"/>
-          <w:lang w:bidi="syr-SY"/>
-        </w:rPr>
-        <w:t>11</w:t>
-      </w:r>
-      <w:r>
-        <w:rPr>
-          <w:rFonts w:ascii="Abyssinica SIL" w:hAnsi="Abyssinica SIL" w:cs="Abyssinica SIL"/>
-          <w:color w:val="E97132" w:themeColor="accent2"/>
-          <w:sz w:val="28"/>
-          <w:szCs w:val="28"/>
-          <w:lang w:bidi="syr-SY"/>
-        </w:rPr>
-        <w:t> </w:t>
-      </w:r>
-      <w:r>
-        <w:rPr>
-          <w:rFonts w:ascii="Abyssinica SIL" w:hAnsi="Abyssinica SIL" w:cs="Abyssinica SIL"/>
-          <w:color w:val="074F6A" w:themeColor="accent4" w:themeShade="80"/>
-          <w:sz w:val="28"/>
-          <w:szCs w:val="28"/>
-          <w:lang w:bidi="syr-SY"/>
-        </w:rPr>
-        <w:t>ከእግዚአብሔር ሥልጣን አታመልጥምና እንዲህ ያለ ነገር አታስብ ሳትወድ ትነሣለህ በሞትህ ጊዜ የተያዘህባት በሲኦል የምትቀበለው ፍዳ በሰውነትህ አለና ሳትወድም ይፈረድብሃል።</w:t>
+        <w:t>12</w:t>
+      </w:r>
+      <w:r>
+        <w:rPr>
+          <w:rFonts w:ascii="Abyssinica SIL" w:hAnsi="Abyssinica SIL" w:cs="Abyssinica SIL"/>
+          <w:color w:val="E97132" w:themeColor="accent2"/>
+          <w:sz w:val="28"/>
+          <w:szCs w:val="28"/>
+          <w:lang w:bidi="syr-SY"/>
+        </w:rPr>
+        <w:t> </w:t>
+      </w:r>
+      <w:r>
+        <w:rPr>
+          <w:rFonts w:ascii="Abyssinica SIL" w:hAnsi="Abyssinica SIL" w:cs="Abyssinica SIL"/>
+          <w:color w:val="074F6A" w:themeColor="accent4" w:themeShade="80"/>
+          <w:sz w:val="28"/>
+          <w:szCs w:val="28"/>
+          <w:lang w:bidi="syr-SY"/>
+        </w:rPr>
+        <w:t xml:space="preserve">ከአጋንንት የምትገኝ አጋንንት በልቡናህ የሚኖሯት ኃጡአት ከናትህ ማኅፀን ከተወለድህ በኋላ ባንተ ዘንድ ትሠራለችና አንተ ባደግህ ጊዜ እሷም በዝታ ትሠራለችና። </w:t>
+      </w:r>
+      <w:r>
+        <w:rPr>
+          <w:rFonts w:ascii="Abyssinica SIL" w:hAnsi="Abyssinica SIL" w:cs="Abyssinica SIL"/>
+          <w:b/>
+          <w:bCs/>
+          <w:color w:val="E97132" w:themeColor="accent2"/>
+          <w:sz w:val="28"/>
+          <w:szCs w:val="28"/>
+          <w:vertAlign w:val="superscript"/>
+          <w:lang w:bidi="syr-SY"/>
+        </w:rPr>
+        <w:t>13</w:t>
+      </w:r>
+      <w:r>
+        <w:rPr>
+          <w:rFonts w:ascii="Abyssinica SIL" w:hAnsi="Abyssinica SIL" w:cs="Abyssinica SIL"/>
+          <w:color w:val="E97132" w:themeColor="accent2"/>
+          <w:sz w:val="28"/>
+          <w:szCs w:val="28"/>
+          <w:lang w:bidi="syr-SY"/>
+        </w:rPr>
+        <w:t> </w:t>
+      </w:r>
+      <w:r>
+        <w:rPr>
+          <w:rFonts w:ascii="Abyssinica SIL" w:hAnsi="Abyssinica SIL" w:cs="Abyssinica SIL"/>
+          <w:color w:val="074F6A" w:themeColor="accent4" w:themeShade="80"/>
+          <w:sz w:val="28"/>
+          <w:szCs w:val="28"/>
+          <w:lang w:bidi="syr-SY"/>
+        </w:rPr>
+        <w:t xml:space="preserve">አንተ በሞትህ ጊዜ በሰውነትህ ያኖሯታል በሠሯትም ጊዜ እሷ ፍዳ ታመጣባቸዋለች። </w:t>
+      </w:r>
+      <w:r>
+        <w:rPr>
+          <w:rFonts w:ascii="Abyssinica SIL" w:hAnsi="Abyssinica SIL" w:cs="Abyssinica SIL"/>
+          <w:b/>
+          <w:bCs/>
+          <w:color w:val="E97132" w:themeColor="accent2"/>
+          <w:sz w:val="28"/>
+          <w:szCs w:val="28"/>
+          <w:vertAlign w:val="superscript"/>
+          <w:lang w:bidi="syr-SY"/>
+        </w:rPr>
+        <w:t>14</w:t>
+      </w:r>
+      <w:r>
+        <w:rPr>
+          <w:rFonts w:ascii="Abyssinica SIL" w:hAnsi="Abyssinica SIL" w:cs="Abyssinica SIL"/>
+          <w:color w:val="E97132" w:themeColor="accent2"/>
+          <w:sz w:val="28"/>
+          <w:szCs w:val="28"/>
+          <w:lang w:bidi="syr-SY"/>
+        </w:rPr>
+        <w:t> </w:t>
+      </w:r>
+      <w:r>
+        <w:rPr>
+          <w:rFonts w:ascii="Abyssinica SIL" w:hAnsi="Abyssinica SIL" w:cs="Abyssinica SIL"/>
+          <w:color w:val="074F6A" w:themeColor="accent4" w:themeShade="80"/>
+          <w:sz w:val="28"/>
+          <w:szCs w:val="28"/>
+          <w:lang w:bidi="syr-SY"/>
+        </w:rPr>
+        <w:t xml:space="preserve">በክሣደ ልቡናቸው ኃጢአት እንዳለ ኃጢአት የሚሠሩ ሰዎች በሷ ተይዘው አሉና ወገኖቿ አጋንንትን ታቀርባለች። </w:t>
+      </w:r>
+      <w:r>
+        <w:rPr>
+          <w:rFonts w:ascii="Abyssinica SIL" w:hAnsi="Abyssinica SIL" w:cs="Abyssinica SIL"/>
+          <w:b/>
+          <w:bCs/>
+          <w:color w:val="E97132" w:themeColor="accent2"/>
+          <w:sz w:val="28"/>
+          <w:szCs w:val="28"/>
+          <w:vertAlign w:val="superscript"/>
+          <w:lang w:bidi="syr-SY"/>
+        </w:rPr>
+        <w:t>15</w:t>
+      </w:r>
+      <w:r>
+        <w:rPr>
+          <w:rFonts w:ascii="Abyssinica SIL" w:hAnsi="Abyssinica SIL" w:cs="Abyssinica SIL"/>
+          <w:color w:val="E97132" w:themeColor="accent2"/>
+          <w:sz w:val="28"/>
+          <w:szCs w:val="28"/>
+          <w:lang w:bidi="syr-SY"/>
+        </w:rPr>
+        <w:t> </w:t>
+      </w:r>
+      <w:r>
+        <w:rPr>
+          <w:rFonts w:ascii="Abyssinica SIL" w:hAnsi="Abyssinica SIL" w:cs="Abyssinica SIL"/>
+          <w:color w:val="074F6A" w:themeColor="accent4" w:themeShade="80"/>
+          <w:sz w:val="28"/>
+          <w:szCs w:val="28"/>
+          <w:lang w:bidi="syr-SY"/>
+        </w:rPr>
+        <w:t xml:space="preserve">የኃጢአተኞች ሰዎች ነፍሳት ሁሉ ካሉበት ከሰማይ ዳርቻ ይመጣሉ ኃጢአትህም እንደዚሁ ነፍስህን ካለህበት ሰባ አምጥታ ወደ ገሃነም ታገባለች። </w:t>
       </w:r>
     </w:p>
     <w:p>
@@ -11445,126 +11577,106 @@
           <w:vertAlign w:val="superscript"/>
           <w:lang w:bidi="syr-SY"/>
         </w:rPr>
-        <w:t>12</w:t>
-      </w:r>
-      <w:r>
-        <w:rPr>
-          <w:rFonts w:ascii="Abyssinica SIL" w:hAnsi="Abyssinica SIL" w:cs="Abyssinica SIL"/>
-          <w:color w:val="E97132" w:themeColor="accent2"/>
-          <w:sz w:val="28"/>
-          <w:szCs w:val="28"/>
-          <w:lang w:bidi="syr-SY"/>
-        </w:rPr>
-        <w:t> </w:t>
-      </w:r>
-      <w:r>
-        <w:rPr>
-          <w:rFonts w:ascii="Abyssinica SIL" w:hAnsi="Abyssinica SIL" w:cs="Abyssinica SIL"/>
-          <w:color w:val="074F6A" w:themeColor="accent4" w:themeShade="80"/>
-          <w:sz w:val="28"/>
-          <w:szCs w:val="28"/>
-          <w:lang w:bidi="syr-SY"/>
-        </w:rPr>
-        <w:t xml:space="preserve">ከአጋንንት የምትገኝ አጋንንት በልቡናህ የሚኖሯት ኃጡአት ከናትህ ማኅፀን ከተወለድህ በኋላ ባንተ ዘንድ ትሠራለችና አንተ ባደግህ ጊዜ እሷም በዝታ ትሠራለችና። </w:t>
-      </w:r>
-      <w:r>
-        <w:rPr>
-          <w:rFonts w:ascii="Abyssinica SIL" w:hAnsi="Abyssinica SIL" w:cs="Abyssinica SIL"/>
-          <w:b/>
-          <w:bCs/>
-          <w:color w:val="E97132" w:themeColor="accent2"/>
-          <w:sz w:val="28"/>
-          <w:szCs w:val="28"/>
-          <w:vertAlign w:val="superscript"/>
-          <w:lang w:bidi="syr-SY"/>
-        </w:rPr>
-        <w:t>13</w:t>
-      </w:r>
-      <w:r>
-        <w:rPr>
-          <w:rFonts w:ascii="Abyssinica SIL" w:hAnsi="Abyssinica SIL" w:cs="Abyssinica SIL"/>
-          <w:color w:val="E97132" w:themeColor="accent2"/>
-          <w:sz w:val="28"/>
-          <w:szCs w:val="28"/>
-          <w:lang w:bidi="syr-SY"/>
-        </w:rPr>
-        <w:t> </w:t>
-      </w:r>
-      <w:r>
-        <w:rPr>
-          <w:rFonts w:ascii="Abyssinica SIL" w:hAnsi="Abyssinica SIL" w:cs="Abyssinica SIL"/>
-          <w:color w:val="074F6A" w:themeColor="accent4" w:themeShade="80"/>
-          <w:sz w:val="28"/>
-          <w:szCs w:val="28"/>
-          <w:lang w:bidi="syr-SY"/>
-        </w:rPr>
-        <w:t xml:space="preserve">አንተ በሞትህ ጊዜ በሰውነትህ ያኖሯታል በሠሯትም ጊዜ እሷ ፍዳ ታመጣባቸዋለች። </w:t>
-      </w:r>
-      <w:r>
-        <w:rPr>
-          <w:rFonts w:ascii="Abyssinica SIL" w:hAnsi="Abyssinica SIL" w:cs="Abyssinica SIL"/>
-          <w:b/>
-          <w:bCs/>
-          <w:color w:val="E97132" w:themeColor="accent2"/>
-          <w:sz w:val="28"/>
-          <w:szCs w:val="28"/>
-          <w:vertAlign w:val="superscript"/>
-          <w:lang w:bidi="syr-SY"/>
-        </w:rPr>
-        <w:t>14</w:t>
-      </w:r>
-      <w:r>
-        <w:rPr>
-          <w:rFonts w:ascii="Abyssinica SIL" w:hAnsi="Abyssinica SIL" w:cs="Abyssinica SIL"/>
-          <w:color w:val="E97132" w:themeColor="accent2"/>
-          <w:sz w:val="28"/>
-          <w:szCs w:val="28"/>
-          <w:lang w:bidi="syr-SY"/>
-        </w:rPr>
-        <w:t> </w:t>
-      </w:r>
-      <w:r>
-        <w:rPr>
-          <w:rFonts w:ascii="Abyssinica SIL" w:hAnsi="Abyssinica SIL" w:cs="Abyssinica SIL"/>
-          <w:color w:val="074F6A" w:themeColor="accent4" w:themeShade="80"/>
-          <w:sz w:val="28"/>
-          <w:szCs w:val="28"/>
-          <w:lang w:bidi="syr-SY"/>
-        </w:rPr>
-        <w:t xml:space="preserve">በክሣደ ልቡናቸው ኃጢአት እንዳለ ኃጢአት የሚሠሩ ሰዎች በሷ ተይዘው አሉና ወገኖቿ አጋንንትን ታቀርባለች። </w:t>
-      </w:r>
-      <w:r>
-        <w:rPr>
-          <w:rFonts w:ascii="Abyssinica SIL" w:hAnsi="Abyssinica SIL" w:cs="Abyssinica SIL"/>
-          <w:b/>
-          <w:bCs/>
-          <w:color w:val="E97132" w:themeColor="accent2"/>
-          <w:sz w:val="28"/>
-          <w:szCs w:val="28"/>
-          <w:vertAlign w:val="superscript"/>
-          <w:lang w:bidi="syr-SY"/>
-        </w:rPr>
-        <w:t>15</w:t>
-      </w:r>
-      <w:r>
-        <w:rPr>
-          <w:rFonts w:ascii="Abyssinica SIL" w:hAnsi="Abyssinica SIL" w:cs="Abyssinica SIL"/>
-          <w:color w:val="E97132" w:themeColor="accent2"/>
-          <w:sz w:val="28"/>
-          <w:szCs w:val="28"/>
-          <w:lang w:bidi="syr-SY"/>
-        </w:rPr>
-        <w:t> </w:t>
-      </w:r>
-      <w:r>
-        <w:rPr>
-          <w:rFonts w:ascii="Abyssinica SIL" w:hAnsi="Abyssinica SIL" w:cs="Abyssinica SIL"/>
-          <w:color w:val="074F6A" w:themeColor="accent4" w:themeShade="80"/>
-          <w:sz w:val="28"/>
-          <w:szCs w:val="28"/>
-          <w:lang w:bidi="syr-SY"/>
-        </w:rPr>
-        <w:t xml:space="preserve">የኃጢአተኞች ሰዎች ነፍሳት ሁሉ ካሉበት ከሰማይ ዳርቻ ይመጣሉ ኃጢአትህም እንደዚሁ ነፍስህን ካለህበት ሰባ አምጥታ ወደ ገሃነም ታገባለች። </w:t>
+        <w:t>1</w:t>
+      </w:r>
+      <w:r>
+        <w:rPr>
+          <w:rFonts w:ascii="Abyssinica SIL" w:hAnsi="Abyssinica SIL" w:cs="Abyssinica SIL"/>
+          <w:b/>
+          <w:bCs/>
+          <w:color w:val="E97132" w:themeColor="accent2"/>
+          <w:sz w:val="28"/>
+          <w:szCs w:val="28"/>
+          <w:vertAlign w:val="superscript"/>
+          <w:lang w:bidi="syr-SY"/>
+        </w:rPr>
+        <w:t>6</w:t>
+      </w:r>
+      <w:r>
+        <w:rPr>
+          <w:rFonts w:ascii="Abyssinica SIL" w:hAnsi="Abyssinica SIL" w:cs="Abyssinica SIL"/>
+          <w:color w:val="E97132" w:themeColor="accent2"/>
+          <w:sz w:val="28"/>
+          <w:szCs w:val="28"/>
+          <w:lang w:bidi="syr-SY"/>
+        </w:rPr>
+        <w:t> </w:t>
+      </w:r>
+      <w:r>
+        <w:rPr>
+          <w:rFonts w:ascii="Abyssinica SIL" w:hAnsi="Abyssinica SIL" w:cs="Abyssinica SIL"/>
+          <w:color w:val="074F6A" w:themeColor="accent4" w:themeShade="80"/>
+          <w:sz w:val="28"/>
+          <w:szCs w:val="28"/>
+          <w:lang w:bidi="syr-SY"/>
+        </w:rPr>
+        <w:t xml:space="preserve">ሥጋህም ከነፍስህ ተለይታ ከኖረ በኋላ እንዳባታችን እንደ አዳም ሥጋ ሰባት እጥፍ ሆኖ የእግዚአብሔር የቸርነቱ ጠል ታስነሣሃለች ኃጢአትና በደልን እንደሠራህ እንዳላመንህ በዚያ ፍዳህን ትቀበላለህ። </w:t>
+      </w:r>
+      <w:r>
+        <w:rPr>
+          <w:rFonts w:ascii="Abyssinica SIL" w:hAnsi="Abyssinica SIL" w:cs="Abyssinica SIL"/>
+          <w:b/>
+          <w:bCs/>
+          <w:color w:val="E97132" w:themeColor="accent2"/>
+          <w:sz w:val="28"/>
+          <w:szCs w:val="28"/>
+          <w:vertAlign w:val="superscript"/>
+          <w:lang w:bidi="syr-SY"/>
+        </w:rPr>
+        <w:t>17</w:t>
+      </w:r>
+      <w:r>
+        <w:rPr>
+          <w:rFonts w:ascii="Abyssinica SIL" w:hAnsi="Abyssinica SIL" w:cs="Abyssinica SIL"/>
+          <w:color w:val="E97132" w:themeColor="accent2"/>
+          <w:sz w:val="28"/>
+          <w:szCs w:val="28"/>
+          <w:lang w:bidi="syr-SY"/>
+        </w:rPr>
+        <w:t> </w:t>
+      </w:r>
+      <w:r>
+        <w:rPr>
+          <w:rFonts w:ascii="Abyssinica SIL" w:hAnsi="Abyssinica SIL" w:cs="Abyssinica SIL"/>
+          <w:color w:val="074F6A" w:themeColor="accent4" w:themeShade="80"/>
+          <w:sz w:val="28"/>
+          <w:szCs w:val="28"/>
+          <w:lang w:bidi="syr-SY"/>
+        </w:rPr>
+        <w:t xml:space="preserve">በመቃብር የምትኖር አንተ በስተትህ አንተም ትስታለህ እንጂ ሌላውን ብቻ የምታስት አይመሰለህ ከእግዚአብሔር ትእዛዝ ወጥተው ይስቱ ዘንድ የሞቱ ሰዎች የሚነሱት መነሣት የለም ትላለህ። </w:t>
+      </w:r>
+      <w:r>
+        <w:rPr>
+          <w:rFonts w:ascii="Abyssinica SIL" w:hAnsi="Abyssinica SIL" w:cs="Abyssinica SIL"/>
+          <w:b/>
+          <w:bCs/>
+          <w:color w:val="E97132" w:themeColor="accent2"/>
+          <w:sz w:val="28"/>
+          <w:szCs w:val="28"/>
+          <w:vertAlign w:val="superscript"/>
+          <w:lang w:bidi="syr-SY"/>
+        </w:rPr>
+        <w:t>18</w:t>
+      </w:r>
+      <w:r>
+        <w:rPr>
+          <w:rFonts w:ascii="Abyssinica SIL" w:hAnsi="Abyssinica SIL" w:cs="Abyssinica SIL"/>
+          <w:color w:val="E97132" w:themeColor="accent2"/>
+          <w:sz w:val="28"/>
+          <w:szCs w:val="28"/>
+          <w:lang w:bidi="syr-SY"/>
+        </w:rPr>
+        <w:t> </w:t>
+      </w:r>
+      <w:r>
+        <w:rPr>
+          <w:rFonts w:ascii="Abyssinica SIL" w:hAnsi="Abyssinica SIL" w:cs="Abyssinica SIL"/>
+          <w:color w:val="074F6A" w:themeColor="accent4" w:themeShade="80"/>
+          <w:sz w:val="28"/>
+          <w:szCs w:val="28"/>
+          <w:lang w:bidi="syr-SY"/>
+        </w:rPr>
+        <w:t xml:space="preserve">እንደ ሠራኸው ሥራህ ፍዳህን ይሰጥህ ዘንድ ያስነሣሃል እንጂ ትቢያ ሆነህ ትቀር ዘንድ ማን ይተውሃል። </w:t>
       </w:r>
     </w:p>
     <w:p>
@@ -11591,107 +11703,193 @@
           <w:vertAlign w:val="superscript"/>
           <w:lang w:bidi="syr-SY"/>
         </w:rPr>
+        <w:t>19</w:t>
+      </w:r>
+      <w:r>
+        <w:rPr>
+          <w:rFonts w:ascii="Abyssinica SIL" w:hAnsi="Abyssinica SIL" w:cs="Abyssinica SIL"/>
+          <w:color w:val="E97132" w:themeColor="accent2"/>
+          <w:sz w:val="28"/>
+          <w:szCs w:val="28"/>
+          <w:lang w:bidi="syr-SY"/>
+        </w:rPr>
+        <w:t> </w:t>
+      </w:r>
+      <w:r>
+        <w:rPr>
+          <w:rFonts w:ascii="Abyssinica SIL" w:hAnsi="Abyssinica SIL" w:cs="Abyssinica SIL"/>
+          <w:color w:val="074F6A" w:themeColor="accent4" w:themeShade="80"/>
+          <w:sz w:val="28"/>
+          <w:szCs w:val="28"/>
+          <w:lang w:bidi="syr-SY"/>
+        </w:rPr>
+        <w:t xml:space="preserve">ያዚያን ጊዜ ግን በነፋስ ያለ ነፋስ ባሕር ይህም ቢሆን በውኃ ያለ ውኃ ባሕር ይህም ቢሆን በመሬት ያለ መሬት ባሕር ይህም ቢሆን በእሣት ያለ እሳት ባሕርይህም ቢሆን ይመጣል። </w:t>
+      </w:r>
+      <w:r>
+        <w:rPr>
+          <w:rFonts w:ascii="Abyssinica SIL" w:hAnsi="Abyssinica SIL" w:cs="Abyssinica SIL"/>
+          <w:b/>
+          <w:bCs/>
+          <w:color w:val="E97132" w:themeColor="accent2"/>
+          <w:sz w:val="28"/>
+          <w:szCs w:val="28"/>
+          <w:vertAlign w:val="superscript"/>
+          <w:lang w:bidi="syr-SY"/>
+        </w:rPr>
+        <w:t>20</w:t>
+      </w:r>
+      <w:r>
+        <w:rPr>
+          <w:rFonts w:ascii="Abyssinica SIL" w:hAnsi="Abyssinica SIL" w:cs="Abyssinica SIL"/>
+          <w:color w:val="E97132" w:themeColor="accent2"/>
+          <w:sz w:val="28"/>
+          <w:szCs w:val="28"/>
+          <w:lang w:bidi="syr-SY"/>
+        </w:rPr>
+        <w:t> </w:t>
+      </w:r>
+      <w:r>
+        <w:rPr>
+          <w:rFonts w:ascii="Abyssinica SIL" w:hAnsi="Abyssinica SIL" w:cs="Abyssinica SIL"/>
+          <w:color w:val="074F6A" w:themeColor="accent4" w:themeShade="80"/>
+          <w:sz w:val="28"/>
+          <w:szCs w:val="28"/>
+          <w:lang w:bidi="syr-SY"/>
+        </w:rPr>
+        <w:t xml:space="preserve">ባንተ ያደረች በሲኦል የምትኖር ነፍስም ብትሆን ትመጣለች። </w:t>
+      </w:r>
+      <w:r>
+        <w:rPr>
+          <w:rFonts w:ascii="Abyssinica SIL" w:hAnsi="Abyssinica SIL" w:cs="Abyssinica SIL"/>
+          <w:b/>
+          <w:bCs/>
+          <w:color w:val="E97132" w:themeColor="accent2"/>
+          <w:sz w:val="28"/>
+          <w:szCs w:val="28"/>
+          <w:vertAlign w:val="superscript"/>
+          <w:lang w:bidi="syr-SY"/>
+        </w:rPr>
+        <w:t>21</w:t>
+      </w:r>
+      <w:r>
+        <w:rPr>
+          <w:rFonts w:ascii="Abyssinica SIL" w:hAnsi="Abyssinica SIL" w:cs="Abyssinica SIL"/>
+          <w:color w:val="E97132" w:themeColor="accent2"/>
+          <w:sz w:val="28"/>
+          <w:szCs w:val="28"/>
+          <w:lang w:bidi="syr-SY"/>
+        </w:rPr>
+        <w:t> </w:t>
+      </w:r>
+      <w:r>
+        <w:rPr>
+          <w:rFonts w:ascii="Abyssinica SIL" w:hAnsi="Abyssinica SIL" w:cs="Abyssinica SIL"/>
+          <w:color w:val="074F6A" w:themeColor="accent4" w:themeShade="80"/>
+          <w:sz w:val="28"/>
+          <w:szCs w:val="28"/>
+          <w:lang w:bidi="syr-SY"/>
+        </w:rPr>
+        <w:t xml:space="preserve">በገነት በደስታ የሚኖሩ የጻድቃን ነፍሳችም ይመጣሉ። </w:t>
+      </w:r>
+      <w:r>
+        <w:rPr>
+          <w:rFonts w:ascii="Abyssinica SIL" w:hAnsi="Abyssinica SIL" w:cs="Abyssinica SIL"/>
+          <w:b/>
+          <w:bCs/>
+          <w:color w:val="E97132" w:themeColor="accent2"/>
+          <w:sz w:val="28"/>
+          <w:szCs w:val="28"/>
+          <w:vertAlign w:val="superscript"/>
+          <w:lang w:bidi="syr-SY"/>
+        </w:rPr>
+        <w:t>22</w:t>
+      </w:r>
+      <w:r>
+        <w:rPr>
+          <w:rFonts w:ascii="Abyssinica SIL" w:hAnsi="Abyssinica SIL" w:cs="Abyssinica SIL"/>
+          <w:color w:val="E97132" w:themeColor="accent2"/>
+          <w:sz w:val="28"/>
+          <w:szCs w:val="28"/>
+          <w:lang w:bidi="syr-SY"/>
+        </w:rPr>
+        <w:t> </w:t>
+      </w:r>
+      <w:r>
+        <w:rPr>
+          <w:rFonts w:ascii="Abyssinica SIL" w:hAnsi="Abyssinica SIL" w:cs="Abyssinica SIL"/>
+          <w:color w:val="074F6A" w:themeColor="accent4" w:themeShade="80"/>
+          <w:sz w:val="28"/>
+          <w:szCs w:val="28"/>
+          <w:lang w:bidi="syr-SY"/>
+        </w:rPr>
+        <w:t xml:space="preserve">አይሁዳዊ ሳምራዊ ፈሪሳዊ ሱዱቃዊ አንተ ግን እስኪፈረድብህ ድረስ በሲኦል ትኖራለህ። </w:t>
+      </w:r>
+      <w:r>
+        <w:rPr>
+          <w:rFonts w:ascii="Abyssinica SIL" w:hAnsi="Abyssinica SIL" w:cs="Abyssinica SIL"/>
+          <w:b/>
+          <w:bCs/>
+          <w:color w:val="E97132" w:themeColor="accent2"/>
+          <w:sz w:val="28"/>
+          <w:szCs w:val="28"/>
+          <w:vertAlign w:val="superscript"/>
+          <w:lang w:bidi="syr-SY"/>
+        </w:rPr>
         <w:lastRenderedPageBreak/>
-        <w:t>1</w:t>
-      </w:r>
-      <w:r>
-        <w:rPr>
-          <w:rFonts w:ascii="Abyssinica SIL" w:hAnsi="Abyssinica SIL" w:cs="Abyssinica SIL"/>
-          <w:b/>
-          <w:bCs/>
-          <w:color w:val="E97132" w:themeColor="accent2"/>
-          <w:sz w:val="28"/>
-          <w:szCs w:val="28"/>
-          <w:vertAlign w:val="superscript"/>
-          <w:lang w:bidi="syr-SY"/>
-        </w:rPr>
-        <w:t>6</w:t>
-      </w:r>
-      <w:r>
-        <w:rPr>
-          <w:rFonts w:ascii="Abyssinica SIL" w:hAnsi="Abyssinica SIL" w:cs="Abyssinica SIL"/>
-          <w:color w:val="E97132" w:themeColor="accent2"/>
-          <w:sz w:val="28"/>
-          <w:szCs w:val="28"/>
-          <w:lang w:bidi="syr-SY"/>
-        </w:rPr>
-        <w:t> </w:t>
-      </w:r>
-      <w:r>
-        <w:rPr>
-          <w:rFonts w:ascii="Abyssinica SIL" w:hAnsi="Abyssinica SIL" w:cs="Abyssinica SIL"/>
-          <w:color w:val="074F6A" w:themeColor="accent4" w:themeShade="80"/>
-          <w:sz w:val="28"/>
-          <w:szCs w:val="28"/>
-          <w:lang w:bidi="syr-SY"/>
-        </w:rPr>
-        <w:t xml:space="preserve">ሥጋህም ከነፍስህ ተለይታ ከኖረ በኋላ እንዳባታችን እንደ አዳም ሥጋ ሰባት እጥፍ ሆኖ የእግዚአብሔር የቸርነቱ ጠል ታስነሣሃለች ኃጢአትና በደልን እንደሠራህ እንዳላመንህ በዚያ ፍዳህን ትቀበላለህ። </w:t>
-      </w:r>
-      <w:r>
-        <w:rPr>
-          <w:rFonts w:ascii="Abyssinica SIL" w:hAnsi="Abyssinica SIL" w:cs="Abyssinica SIL"/>
-          <w:b/>
-          <w:bCs/>
-          <w:color w:val="E97132" w:themeColor="accent2"/>
-          <w:sz w:val="28"/>
-          <w:szCs w:val="28"/>
-          <w:vertAlign w:val="superscript"/>
-          <w:lang w:bidi="syr-SY"/>
-        </w:rPr>
-        <w:t>17</w:t>
-      </w:r>
-      <w:r>
-        <w:rPr>
-          <w:rFonts w:ascii="Abyssinica SIL" w:hAnsi="Abyssinica SIL" w:cs="Abyssinica SIL"/>
-          <w:color w:val="E97132" w:themeColor="accent2"/>
-          <w:sz w:val="28"/>
-          <w:szCs w:val="28"/>
-          <w:lang w:bidi="syr-SY"/>
-        </w:rPr>
-        <w:t> </w:t>
-      </w:r>
-      <w:r>
-        <w:rPr>
-          <w:rFonts w:ascii="Abyssinica SIL" w:hAnsi="Abyssinica SIL" w:cs="Abyssinica SIL"/>
-          <w:color w:val="074F6A" w:themeColor="accent4" w:themeShade="80"/>
-          <w:sz w:val="28"/>
-          <w:szCs w:val="28"/>
-          <w:lang w:bidi="syr-SY"/>
-        </w:rPr>
-        <w:t xml:space="preserve">በመቃብር የምትኖር አንተ በስተትህ አንተም ትስታለህ እንጂ ሌላውን ብቻ የምታስት አይመሰለህ ከእግዚአብሔር ትእዛዝ ወጥተው ይስቱ ዘንድ የሞቱ ሰዎች የሚነሱት መነሣት የለም ትላለህ። </w:t>
-      </w:r>
-      <w:r>
-        <w:rPr>
-          <w:rFonts w:ascii="Abyssinica SIL" w:hAnsi="Abyssinica SIL" w:cs="Abyssinica SIL"/>
-          <w:b/>
-          <w:bCs/>
-          <w:color w:val="E97132" w:themeColor="accent2"/>
-          <w:sz w:val="28"/>
-          <w:szCs w:val="28"/>
-          <w:vertAlign w:val="superscript"/>
-          <w:lang w:bidi="syr-SY"/>
-        </w:rPr>
-        <w:t>18</w:t>
-      </w:r>
-      <w:r>
-        <w:rPr>
-          <w:rFonts w:ascii="Abyssinica SIL" w:hAnsi="Abyssinica SIL" w:cs="Abyssinica SIL"/>
-          <w:color w:val="E97132" w:themeColor="accent2"/>
-          <w:sz w:val="28"/>
-          <w:szCs w:val="28"/>
-          <w:lang w:bidi="syr-SY"/>
-        </w:rPr>
-        <w:t> </w:t>
-      </w:r>
-      <w:r>
-        <w:rPr>
-          <w:rFonts w:ascii="Abyssinica SIL" w:hAnsi="Abyssinica SIL" w:cs="Abyssinica SIL"/>
-          <w:color w:val="074F6A" w:themeColor="accent4" w:themeShade="80"/>
-          <w:sz w:val="28"/>
-          <w:szCs w:val="28"/>
-          <w:lang w:bidi="syr-SY"/>
-        </w:rPr>
-        <w:t xml:space="preserve">እንደ ሠራኸው ሥራህ ፍዳህን ይሰጥህ ዘንድ ያስነሣሃል እንጂ ትቢያ ሆነህ ትቀር ዘንድ ማን ይተውሃል። </w:t>
+        <w:t>23</w:t>
+      </w:r>
+      <w:r>
+        <w:rPr>
+          <w:rFonts w:ascii="Abyssinica SIL" w:hAnsi="Abyssinica SIL" w:cs="Abyssinica SIL"/>
+          <w:color w:val="E97132" w:themeColor="accent2"/>
+          <w:sz w:val="28"/>
+          <w:szCs w:val="28"/>
+          <w:lang w:bidi="syr-SY"/>
+        </w:rPr>
+        <w:t> </w:t>
+      </w:r>
+      <w:r>
+        <w:rPr>
+          <w:rFonts w:ascii="Abyssinica SIL" w:hAnsi="Abyssinica SIL" w:cs="Abyssinica SIL"/>
+          <w:color w:val="074F6A" w:themeColor="accent4" w:themeShade="80"/>
+          <w:sz w:val="28"/>
+          <w:szCs w:val="28"/>
+          <w:lang w:bidi="syr-SY"/>
+        </w:rPr>
+        <w:t xml:space="preserve">የዚያን ጊዜ ሰውን ስለ እሳትህ እንደ ኃጢአትህ እግዚአብሔር ፍዳውን እንዲከፍልህ ታያለህ። </w:t>
+      </w:r>
+      <w:r>
+        <w:rPr>
+          <w:rFonts w:ascii="Abyssinica SIL" w:hAnsi="Abyssinica SIL" w:cs="Abyssinica SIL"/>
+          <w:b/>
+          <w:bCs/>
+          <w:color w:val="E97132" w:themeColor="accent2"/>
+          <w:sz w:val="28"/>
+          <w:szCs w:val="28"/>
+          <w:vertAlign w:val="superscript"/>
+          <w:lang w:bidi="syr-SY"/>
+        </w:rPr>
+        <w:t>24</w:t>
+      </w:r>
+      <w:r>
+        <w:rPr>
+          <w:rFonts w:ascii="Abyssinica SIL" w:hAnsi="Abyssinica SIL" w:cs="Abyssinica SIL"/>
+          <w:color w:val="E97132" w:themeColor="accent2"/>
+          <w:sz w:val="28"/>
+          <w:szCs w:val="28"/>
+          <w:lang w:bidi="syr-SY"/>
+        </w:rPr>
+        <w:t> </w:t>
+      </w:r>
+      <w:r>
+        <w:rPr>
+          <w:rFonts w:ascii="Abyssinica SIL" w:hAnsi="Abyssinica SIL" w:cs="Abyssinica SIL"/>
+          <w:color w:val="074F6A" w:themeColor="accent4" w:themeShade="80"/>
+          <w:sz w:val="28"/>
+          <w:szCs w:val="28"/>
+          <w:lang w:bidi="syr-SY"/>
+        </w:rPr>
+        <w:t xml:space="preserve">የሞቱ ሰዎች አይነሡም ነገ እንሞታለንና እንብላ እንጠጣ በሙሴም ወምበር ተቀምጠህ በቃልህ የሞቱ ሰዎች አይነሡም እያልህ ስላሳትህ ፍዳህን እንዲከፍልህ ታያለህ። </w:t>
       </w:r>
     </w:p>
     <w:p>
@@ -11718,192 +11916,93 @@
           <w:vertAlign w:val="superscript"/>
           <w:lang w:bidi="syr-SY"/>
         </w:rPr>
-        <w:t>19</w:t>
-      </w:r>
-      <w:r>
-        <w:rPr>
-          <w:rFonts w:ascii="Abyssinica SIL" w:hAnsi="Abyssinica SIL" w:cs="Abyssinica SIL"/>
-          <w:color w:val="E97132" w:themeColor="accent2"/>
-          <w:sz w:val="28"/>
-          <w:szCs w:val="28"/>
-          <w:lang w:bidi="syr-SY"/>
-        </w:rPr>
-        <w:t> </w:t>
-      </w:r>
-      <w:r>
-        <w:rPr>
-          <w:rFonts w:ascii="Abyssinica SIL" w:hAnsi="Abyssinica SIL" w:cs="Abyssinica SIL"/>
-          <w:color w:val="074F6A" w:themeColor="accent4" w:themeShade="80"/>
-          <w:sz w:val="28"/>
-          <w:szCs w:val="28"/>
-          <w:lang w:bidi="syr-SY"/>
-        </w:rPr>
-        <w:t xml:space="preserve">ያዚያን ጊዜ ግን በነፋስ ያለ ነፋስ ባሕር ይህም ቢሆን በውኃ ያለ ውኃ ባሕር ይህም ቢሆን በመሬት ያለ መሬት ባሕር ይህም ቢሆን በእሣት ያለ እሳት ባሕርይህም ቢሆን ይመጣል። </w:t>
-      </w:r>
-      <w:r>
-        <w:rPr>
-          <w:rFonts w:ascii="Abyssinica SIL" w:hAnsi="Abyssinica SIL" w:cs="Abyssinica SIL"/>
-          <w:b/>
-          <w:bCs/>
-          <w:color w:val="E97132" w:themeColor="accent2"/>
-          <w:sz w:val="28"/>
-          <w:szCs w:val="28"/>
-          <w:vertAlign w:val="superscript"/>
-          <w:lang w:bidi="syr-SY"/>
-        </w:rPr>
-        <w:t>20</w:t>
-      </w:r>
-      <w:r>
-        <w:rPr>
-          <w:rFonts w:ascii="Abyssinica SIL" w:hAnsi="Abyssinica SIL" w:cs="Abyssinica SIL"/>
-          <w:color w:val="E97132" w:themeColor="accent2"/>
-          <w:sz w:val="28"/>
-          <w:szCs w:val="28"/>
-          <w:lang w:bidi="syr-SY"/>
-        </w:rPr>
-        <w:t> </w:t>
-      </w:r>
-      <w:r>
-        <w:rPr>
-          <w:rFonts w:ascii="Abyssinica SIL" w:hAnsi="Abyssinica SIL" w:cs="Abyssinica SIL"/>
-          <w:color w:val="074F6A" w:themeColor="accent4" w:themeShade="80"/>
-          <w:sz w:val="28"/>
-          <w:szCs w:val="28"/>
-          <w:lang w:bidi="syr-SY"/>
-        </w:rPr>
-        <w:t xml:space="preserve">ባንተ ያደረች በሲኦል የምትኖር ነፍስም ብትሆን ትመጣለች። </w:t>
-      </w:r>
-      <w:r>
-        <w:rPr>
-          <w:rFonts w:ascii="Abyssinica SIL" w:hAnsi="Abyssinica SIL" w:cs="Abyssinica SIL"/>
-          <w:b/>
-          <w:bCs/>
-          <w:color w:val="E97132" w:themeColor="accent2"/>
-          <w:sz w:val="28"/>
-          <w:szCs w:val="28"/>
-          <w:vertAlign w:val="superscript"/>
-          <w:lang w:bidi="syr-SY"/>
-        </w:rPr>
-        <w:t>21</w:t>
-      </w:r>
-      <w:r>
-        <w:rPr>
-          <w:rFonts w:ascii="Abyssinica SIL" w:hAnsi="Abyssinica SIL" w:cs="Abyssinica SIL"/>
-          <w:color w:val="E97132" w:themeColor="accent2"/>
-          <w:sz w:val="28"/>
-          <w:szCs w:val="28"/>
-          <w:lang w:bidi="syr-SY"/>
-        </w:rPr>
-        <w:t> </w:t>
-      </w:r>
-      <w:r>
-        <w:rPr>
-          <w:rFonts w:ascii="Abyssinica SIL" w:hAnsi="Abyssinica SIL" w:cs="Abyssinica SIL"/>
-          <w:color w:val="074F6A" w:themeColor="accent4" w:themeShade="80"/>
-          <w:sz w:val="28"/>
-          <w:szCs w:val="28"/>
-          <w:lang w:bidi="syr-SY"/>
-        </w:rPr>
-        <w:t xml:space="preserve">በገነት በደስታ የሚኖሩ የጻድቃን ነፍሳችም ይመጣሉ። </w:t>
-      </w:r>
-      <w:r>
-        <w:rPr>
-          <w:rFonts w:ascii="Abyssinica SIL" w:hAnsi="Abyssinica SIL" w:cs="Abyssinica SIL"/>
-          <w:b/>
-          <w:bCs/>
-          <w:color w:val="E97132" w:themeColor="accent2"/>
-          <w:sz w:val="28"/>
-          <w:szCs w:val="28"/>
-          <w:vertAlign w:val="superscript"/>
-          <w:lang w:bidi="syr-SY"/>
-        </w:rPr>
-        <w:t>22</w:t>
-      </w:r>
-      <w:r>
-        <w:rPr>
-          <w:rFonts w:ascii="Abyssinica SIL" w:hAnsi="Abyssinica SIL" w:cs="Abyssinica SIL"/>
-          <w:color w:val="E97132" w:themeColor="accent2"/>
-          <w:sz w:val="28"/>
-          <w:szCs w:val="28"/>
-          <w:lang w:bidi="syr-SY"/>
-        </w:rPr>
-        <w:t> </w:t>
-      </w:r>
-      <w:r>
-        <w:rPr>
-          <w:rFonts w:ascii="Abyssinica SIL" w:hAnsi="Abyssinica SIL" w:cs="Abyssinica SIL"/>
-          <w:color w:val="074F6A" w:themeColor="accent4" w:themeShade="80"/>
-          <w:sz w:val="28"/>
-          <w:szCs w:val="28"/>
-          <w:lang w:bidi="syr-SY"/>
-        </w:rPr>
-        <w:t xml:space="preserve">አይሁዳዊ ሳምራዊ ፈሪሳዊ ሱዱቃዊ አንተ ግን እስኪፈረድብህ ድረስ በሲኦል ትኖራለህ። </w:t>
-      </w:r>
-      <w:r>
-        <w:rPr>
-          <w:rFonts w:ascii="Abyssinica SIL" w:hAnsi="Abyssinica SIL" w:cs="Abyssinica SIL"/>
-          <w:b/>
-          <w:bCs/>
-          <w:color w:val="E97132" w:themeColor="accent2"/>
-          <w:sz w:val="28"/>
-          <w:szCs w:val="28"/>
-          <w:vertAlign w:val="superscript"/>
-          <w:lang w:bidi="syr-SY"/>
-        </w:rPr>
-        <w:t>23</w:t>
-      </w:r>
-      <w:r>
-        <w:rPr>
-          <w:rFonts w:ascii="Abyssinica SIL" w:hAnsi="Abyssinica SIL" w:cs="Abyssinica SIL"/>
-          <w:color w:val="E97132" w:themeColor="accent2"/>
-          <w:sz w:val="28"/>
-          <w:szCs w:val="28"/>
-          <w:lang w:bidi="syr-SY"/>
-        </w:rPr>
-        <w:t> </w:t>
-      </w:r>
-      <w:r>
-        <w:rPr>
-          <w:rFonts w:ascii="Abyssinica SIL" w:hAnsi="Abyssinica SIL" w:cs="Abyssinica SIL"/>
-          <w:color w:val="074F6A" w:themeColor="accent4" w:themeShade="80"/>
-          <w:sz w:val="28"/>
-          <w:szCs w:val="28"/>
-          <w:lang w:bidi="syr-SY"/>
-        </w:rPr>
-        <w:t xml:space="preserve">የዚያን ጊዜ ሰውን ስለ እሳትህ እንደ ኃጢአትህ እግዚአብሔር ፍዳውን እንዲከፍልህ ታያለህ። </w:t>
-      </w:r>
-      <w:r>
-        <w:rPr>
-          <w:rFonts w:ascii="Abyssinica SIL" w:hAnsi="Abyssinica SIL" w:cs="Abyssinica SIL"/>
-          <w:b/>
-          <w:bCs/>
-          <w:color w:val="E97132" w:themeColor="accent2"/>
-          <w:sz w:val="28"/>
-          <w:szCs w:val="28"/>
-          <w:vertAlign w:val="superscript"/>
-          <w:lang w:bidi="syr-SY"/>
-        </w:rPr>
-        <w:t>24</w:t>
-      </w:r>
-      <w:r>
-        <w:rPr>
-          <w:rFonts w:ascii="Abyssinica SIL" w:hAnsi="Abyssinica SIL" w:cs="Abyssinica SIL"/>
-          <w:color w:val="E97132" w:themeColor="accent2"/>
-          <w:sz w:val="28"/>
-          <w:szCs w:val="28"/>
-          <w:lang w:bidi="syr-SY"/>
-        </w:rPr>
-        <w:t> </w:t>
-      </w:r>
-      <w:r>
-        <w:rPr>
-          <w:rFonts w:ascii="Abyssinica SIL" w:hAnsi="Abyssinica SIL" w:cs="Abyssinica SIL"/>
-          <w:color w:val="074F6A" w:themeColor="accent4" w:themeShade="80"/>
-          <w:sz w:val="28"/>
-          <w:szCs w:val="28"/>
-          <w:lang w:bidi="syr-SY"/>
-        </w:rPr>
-        <w:t xml:space="preserve">የሞቱ ሰዎች አይነሡም ነገ እንሞታለንና እንብላ እንጠጣ በሙሴም ወምበር ተቀምጠህ በቃልህ የሞቱ ሰዎች አይነሡም እያልህ ስላሳትህ ፍዳህን እንዲከፍልህ ታያለህ። </w:t>
+        <w:t>25</w:t>
+      </w:r>
+      <w:r>
+        <w:rPr>
+          <w:rFonts w:ascii="Abyssinica SIL" w:hAnsi="Abyssinica SIL" w:cs="Abyssinica SIL"/>
+          <w:color w:val="E97132" w:themeColor="accent2"/>
+          <w:sz w:val="28"/>
+          <w:szCs w:val="28"/>
+          <w:lang w:bidi="syr-SY"/>
+        </w:rPr>
+        <w:t> </w:t>
+      </w:r>
+      <w:r>
+        <w:rPr>
+          <w:rFonts w:ascii="Abyssinica SIL" w:hAnsi="Abyssinica SIL" w:cs="Abyssinica SIL"/>
+          <w:color w:val="074F6A" w:themeColor="accent4" w:themeShade="80"/>
+          <w:sz w:val="28"/>
+          <w:szCs w:val="28"/>
+          <w:lang w:bidi="syr-SY"/>
+        </w:rPr>
+        <w:t xml:space="preserve">የኦሪትን መጽሐፍ ሳታውቅ የመጻሕፈትንም ቃል ስታስተምር ስለዚህም ነገር ሳትህ ሰውን ከማሳትህ ሳትማር በቀረህ ይሻል ነበር።  </w:t>
+      </w:r>
+      <w:r>
+        <w:rPr>
+          <w:rFonts w:ascii="Abyssinica SIL" w:hAnsi="Abyssinica SIL" w:cs="Abyssinica SIL"/>
+          <w:b/>
+          <w:bCs/>
+          <w:color w:val="E97132" w:themeColor="accent2"/>
+          <w:sz w:val="28"/>
+          <w:szCs w:val="28"/>
+          <w:vertAlign w:val="superscript"/>
+          <w:lang w:bidi="syr-SY"/>
+        </w:rPr>
+        <w:t>26</w:t>
+      </w:r>
+      <w:r>
+        <w:rPr>
+          <w:rFonts w:ascii="Abyssinica SIL" w:hAnsi="Abyssinica SIL" w:cs="Abyssinica SIL"/>
+          <w:color w:val="E97132" w:themeColor="accent2"/>
+          <w:sz w:val="28"/>
+          <w:szCs w:val="28"/>
+          <w:lang w:bidi="syr-SY"/>
+        </w:rPr>
+        <w:t> </w:t>
+      </w:r>
+      <w:r>
+        <w:rPr>
+          <w:rFonts w:ascii="Abyssinica SIL" w:hAnsi="Abyssinica SIL" w:cs="Abyssinica SIL"/>
+          <w:color w:val="074F6A" w:themeColor="accent4" w:themeShade="80"/>
+          <w:sz w:val="28"/>
+          <w:szCs w:val="28"/>
+          <w:lang w:bidi="syr-SY"/>
+        </w:rPr>
+        <w:t xml:space="preserve">በክፉ ትምህርትህ በማይረባ ቃልህ የእግዚአብሔርን ወገን ስታስክድ የመጻሕፍት ቃል ባላወቅህ በተሻለሀ ነበር። </w:t>
+      </w:r>
+      <w:r>
+        <w:rPr>
+          <w:rFonts w:ascii="Abyssinica SIL" w:hAnsi="Abyssinica SIL" w:cs="Abyssinica SIL"/>
+          <w:b/>
+          <w:bCs/>
+          <w:color w:val="E97132" w:themeColor="accent2"/>
+          <w:sz w:val="28"/>
+          <w:szCs w:val="28"/>
+          <w:vertAlign w:val="superscript"/>
+          <w:lang w:bidi="syr-SY"/>
+        </w:rPr>
+        <w:t>27</w:t>
+      </w:r>
+      <w:r>
+        <w:rPr>
+          <w:rFonts w:ascii="Abyssinica SIL" w:hAnsi="Abyssinica SIL" w:cs="Abyssinica SIL"/>
+          <w:color w:val="E97132" w:themeColor="accent2"/>
+          <w:sz w:val="28"/>
+          <w:szCs w:val="28"/>
+          <w:lang w:bidi="syr-SY"/>
+        </w:rPr>
+        <w:t> </w:t>
+      </w:r>
+      <w:r>
+        <w:rPr>
+          <w:rFonts w:ascii="Abyssinica SIL" w:hAnsi="Abyssinica SIL" w:cs="Abyssinica SIL"/>
+          <w:color w:val="074F6A" w:themeColor="accent4" w:themeShade="80"/>
+          <w:sz w:val="28"/>
+          <w:szCs w:val="28"/>
+          <w:lang w:bidi="syr-SY"/>
+        </w:rPr>
+        <w:t>እግዚአብሔር ፊት አይቶ አያደላምና በጎ ሥራንም ለሚያስተም ሰዎች ለወዳጆዋ ያዘጋጀውን ጸጋ ክብር ይሰጣቸዋልና አንተ ግን እንደ ሥራህ እንደ ተናገርከው ነገር ዋጋህን ትቀበል ዘንድ አለህ።</w:t>
       </w:r>
     </w:p>
     <w:p>
@@ -11930,93 +12029,27 @@
           <w:vertAlign w:val="superscript"/>
           <w:lang w:bidi="syr-SY"/>
         </w:rPr>
-        <w:t>25</w:t>
-      </w:r>
-      <w:r>
-        <w:rPr>
-          <w:rFonts w:ascii="Abyssinica SIL" w:hAnsi="Abyssinica SIL" w:cs="Abyssinica SIL"/>
-          <w:color w:val="E97132" w:themeColor="accent2"/>
-          <w:sz w:val="28"/>
-          <w:szCs w:val="28"/>
-          <w:lang w:bidi="syr-SY"/>
-        </w:rPr>
-        <w:t> </w:t>
-      </w:r>
-      <w:r>
-        <w:rPr>
-          <w:rFonts w:ascii="Abyssinica SIL" w:hAnsi="Abyssinica SIL" w:cs="Abyssinica SIL"/>
-          <w:color w:val="074F6A" w:themeColor="accent4" w:themeShade="80"/>
-          <w:sz w:val="28"/>
-          <w:szCs w:val="28"/>
-          <w:lang w:bidi="syr-SY"/>
-        </w:rPr>
-        <w:t xml:space="preserve">የኦሪትን መጽሐፍ ሳታውቅ የመጻሕፈትንም ቃል ስታስተምር ስለዚህም ነገር ሳትህ ሰውን ከማሳትህ ሳትማር በቀረህ ይሻል ነበር።  </w:t>
-      </w:r>
-      <w:r>
-        <w:rPr>
-          <w:rFonts w:ascii="Abyssinica SIL" w:hAnsi="Abyssinica SIL" w:cs="Abyssinica SIL"/>
-          <w:b/>
-          <w:bCs/>
-          <w:color w:val="E97132" w:themeColor="accent2"/>
-          <w:sz w:val="28"/>
-          <w:szCs w:val="28"/>
-          <w:vertAlign w:val="superscript"/>
-          <w:lang w:bidi="syr-SY"/>
-        </w:rPr>
-        <w:t>26</w:t>
-      </w:r>
-      <w:r>
-        <w:rPr>
-          <w:rFonts w:ascii="Abyssinica SIL" w:hAnsi="Abyssinica SIL" w:cs="Abyssinica SIL"/>
-          <w:color w:val="E97132" w:themeColor="accent2"/>
-          <w:sz w:val="28"/>
-          <w:szCs w:val="28"/>
-          <w:lang w:bidi="syr-SY"/>
-        </w:rPr>
-        <w:t> </w:t>
-      </w:r>
-      <w:r>
-        <w:rPr>
-          <w:rFonts w:ascii="Abyssinica SIL" w:hAnsi="Abyssinica SIL" w:cs="Abyssinica SIL"/>
-          <w:color w:val="074F6A" w:themeColor="accent4" w:themeShade="80"/>
-          <w:sz w:val="28"/>
-          <w:szCs w:val="28"/>
-          <w:lang w:bidi="syr-SY"/>
-        </w:rPr>
-        <w:t xml:space="preserve">በክፉ ትምህርትህ በማይረባ ቃልህ የእግዚአብሔርን ወገን ስታስክድ የመጻሕፍት ቃል ባላወቅህ በተሻለሀ ነበር። </w:t>
-      </w:r>
-      <w:r>
-        <w:rPr>
-          <w:rFonts w:ascii="Abyssinica SIL" w:hAnsi="Abyssinica SIL" w:cs="Abyssinica SIL"/>
-          <w:b/>
-          <w:bCs/>
-          <w:color w:val="E97132" w:themeColor="accent2"/>
-          <w:sz w:val="28"/>
-          <w:szCs w:val="28"/>
-          <w:vertAlign w:val="superscript"/>
-          <w:lang w:bidi="syr-SY"/>
-        </w:rPr>
-        <w:t>27</w:t>
-      </w:r>
-      <w:r>
-        <w:rPr>
-          <w:rFonts w:ascii="Abyssinica SIL" w:hAnsi="Abyssinica SIL" w:cs="Abyssinica SIL"/>
-          <w:color w:val="E97132" w:themeColor="accent2"/>
-          <w:sz w:val="28"/>
-          <w:szCs w:val="28"/>
-          <w:lang w:bidi="syr-SY"/>
-        </w:rPr>
-        <w:t> </w:t>
-      </w:r>
-      <w:r>
-        <w:rPr>
-          <w:rFonts w:ascii="Abyssinica SIL" w:hAnsi="Abyssinica SIL" w:cs="Abyssinica SIL"/>
-          <w:color w:val="074F6A" w:themeColor="accent4" w:themeShade="80"/>
-          <w:sz w:val="28"/>
-          <w:szCs w:val="28"/>
-          <w:lang w:bidi="syr-SY"/>
-        </w:rPr>
-        <w:t>እግዚአብሔር ፊት አይቶ አያደላምና በጎ ሥራንም ለሚያስተም ሰዎች ለወዳጆዋ ያዘጋጀውን ጸጋ ክብር ይሰጣቸዋልና አንተ ግን እንደ ሥራህ እንደ ተናገርከው ነገር ዋጋህን ትቀበል ዘንድ አለህ።</w:t>
+        <w:t>28</w:t>
+      </w:r>
+      <w:r>
+        <w:rPr>
+          <w:rFonts w:ascii="Abyssinica SIL" w:hAnsi="Abyssinica SIL" w:cs="Abyssinica SIL"/>
+          <w:color w:val="E97132" w:themeColor="accent2"/>
+          <w:sz w:val="28"/>
+          <w:szCs w:val="28"/>
+          <w:lang w:bidi="syr-SY"/>
+        </w:rPr>
+        <w:t> </w:t>
+      </w:r>
+      <w:r>
+        <w:rPr>
+          <w:rFonts w:ascii="Abyssinica SIL" w:hAnsi="Abyssinica SIL" w:cs="Abyssinica SIL"/>
+          <w:color w:val="074F6A" w:themeColor="accent4" w:themeShade="80"/>
+          <w:sz w:val="28"/>
+          <w:szCs w:val="28"/>
+          <w:lang w:bidi="syr-SY"/>
+        </w:rPr>
+        <w:t xml:space="preserve">አንተ ግን ከሚፈርድብህ ከእግዚአብሔር ሥልጣን የምታመልጥበት የለም እንደ ሥራህም ይከፍልህ ዘንድ አለው ያስተማርካቸውና አንተ አንድነት መቻያ ትቀበላላችሁና። </w:t>
       </w:r>
     </w:p>
     <w:p>
@@ -12043,27 +12076,126 @@
           <w:vertAlign w:val="superscript"/>
           <w:lang w:bidi="syr-SY"/>
         </w:rPr>
-        <w:t>28</w:t>
-      </w:r>
-      <w:r>
-        <w:rPr>
-          <w:rFonts w:ascii="Abyssinica SIL" w:hAnsi="Abyssinica SIL" w:cs="Abyssinica SIL"/>
-          <w:color w:val="E97132" w:themeColor="accent2"/>
-          <w:sz w:val="28"/>
-          <w:szCs w:val="28"/>
-          <w:lang w:bidi="syr-SY"/>
-        </w:rPr>
-        <w:t> </w:t>
-      </w:r>
-      <w:r>
-        <w:rPr>
-          <w:rFonts w:ascii="Abyssinica SIL" w:hAnsi="Abyssinica SIL" w:cs="Abyssinica SIL"/>
-          <w:color w:val="074F6A" w:themeColor="accent4" w:themeShade="80"/>
-          <w:sz w:val="28"/>
-          <w:szCs w:val="28"/>
-          <w:lang w:bidi="syr-SY"/>
-        </w:rPr>
-        <w:t xml:space="preserve">አንተ ግን ከሚፈርድብህ ከእግዚአብሔር ሥልጣን የምታመልጥበት የለም እንደ ሥራህም ይከፍልህ ዘንድ አለው ያስተማርካቸውና አንተ አንድነት መቻያ ትቀበላላችሁና። </w:t>
+        <w:t>29</w:t>
+      </w:r>
+      <w:r>
+        <w:rPr>
+          <w:rFonts w:ascii="Abyssinica SIL" w:hAnsi="Abyssinica SIL" w:cs="Abyssinica SIL"/>
+          <w:color w:val="E97132" w:themeColor="accent2"/>
+          <w:sz w:val="28"/>
+          <w:szCs w:val="28"/>
+          <w:lang w:bidi="syr-SY"/>
+        </w:rPr>
+        <w:t> </w:t>
+      </w:r>
+      <w:r>
+        <w:rPr>
+          <w:rFonts w:ascii="Abyssinica SIL" w:hAnsi="Abyssinica SIL" w:cs="Abyssinica SIL"/>
+          <w:color w:val="074F6A" w:themeColor="accent4" w:themeShade="80"/>
+          <w:sz w:val="28"/>
+          <w:szCs w:val="28"/>
+          <w:lang w:bidi="syr-SY"/>
+        </w:rPr>
+        <w:t xml:space="preserve">የሞቱ ሰዎች እንዲነሡ እወቅ ሕጉንም የጠበቁ ሰዎች ቢሆኑ ይነሣሉ ዝናም በዘመን ጊዜ ምድር ሣርን እንድታወጣ ትእዛዙ ከመቃብር ወጣቸዋልና ፈርሶ በስብሶ መቅረት አይቻለውም። </w:t>
+      </w:r>
+      <w:r>
+        <w:rPr>
+          <w:rFonts w:ascii="Abyssinica SIL" w:hAnsi="Abyssinica SIL" w:cs="Abyssinica SIL"/>
+          <w:b/>
+          <w:bCs/>
+          <w:color w:val="E97132" w:themeColor="accent2"/>
+          <w:sz w:val="28"/>
+          <w:szCs w:val="28"/>
+          <w:vertAlign w:val="superscript"/>
+          <w:lang w:bidi="syr-SY"/>
+        </w:rPr>
+        <w:t>30</w:t>
+      </w:r>
+      <w:r>
+        <w:rPr>
+          <w:rFonts w:ascii="Abyssinica SIL" w:hAnsi="Abyssinica SIL" w:cs="Abyssinica SIL"/>
+          <w:color w:val="E97132" w:themeColor="accent2"/>
+          <w:sz w:val="28"/>
+          <w:szCs w:val="28"/>
+          <w:lang w:bidi="syr-SY"/>
+        </w:rPr>
+        <w:t> </w:t>
+      </w:r>
+      <w:r>
+        <w:rPr>
+          <w:rFonts w:ascii="Abyssinica SIL" w:hAnsi="Abyssinica SIL" w:cs="Abyssinica SIL"/>
+          <w:color w:val="074F6A" w:themeColor="accent4" w:themeShade="80"/>
+          <w:sz w:val="28"/>
+          <w:szCs w:val="28"/>
+          <w:lang w:bidi="syr-SY"/>
+        </w:rPr>
+        <w:t xml:space="preserve">ለምድር ዝናምን ባጠገባት ጊዜ ጠልን ጠጥታ የረጠበች እንጨት ቅጠልን እንድታወጣ ስንዴ ፍሬን እንድታፈራ እህልም ዝርዝርን እንድታስገኝ እግዚአብሔር ከወደደ ፍሬዋን ትከለክል ዘንድ ማስቀረት እንዳይቻላት። </w:t>
+      </w:r>
+      <w:r>
+        <w:rPr>
+          <w:rFonts w:ascii="Abyssinica SIL" w:hAnsi="Abyssinica SIL" w:cs="Abyssinica SIL"/>
+          <w:b/>
+          <w:bCs/>
+          <w:color w:val="E97132" w:themeColor="accent2"/>
+          <w:sz w:val="28"/>
+          <w:szCs w:val="28"/>
+          <w:vertAlign w:val="superscript"/>
+          <w:lang w:bidi="syr-SY"/>
+        </w:rPr>
+        <w:t>31</w:t>
+      </w:r>
+      <w:r>
+        <w:rPr>
+          <w:rFonts w:ascii="Abyssinica SIL" w:hAnsi="Abyssinica SIL" w:cs="Abyssinica SIL"/>
+          <w:color w:val="E97132" w:themeColor="accent2"/>
+          <w:sz w:val="28"/>
+          <w:szCs w:val="28"/>
+          <w:lang w:bidi="syr-SY"/>
+        </w:rPr>
+        <w:t> </w:t>
+      </w:r>
+      <w:r>
+        <w:rPr>
+          <w:rFonts w:ascii="Abyssinica SIL" w:hAnsi="Abyssinica SIL" w:cs="Abyssinica SIL"/>
+          <w:color w:val="074F6A" w:themeColor="accent4" w:themeShade="80"/>
+          <w:sz w:val="28"/>
+          <w:szCs w:val="28"/>
+          <w:lang w:bidi="syr-SY"/>
+        </w:rPr>
+        <w:t xml:space="preserve">የፀነሰችም ሴት ምጥ በያዛት ጊዜ የማህፀንዋን ዘግታ መከልከል እንዳይቻላት ሳትወልድ ማምለጥ እንዳይቻላት።  </w:t>
+      </w:r>
+      <w:r>
+        <w:rPr>
+          <w:rFonts w:ascii="Abyssinica SIL" w:hAnsi="Abyssinica SIL" w:cs="Abyssinica SIL"/>
+          <w:b/>
+          <w:bCs/>
+          <w:color w:val="E97132" w:themeColor="accent2"/>
+          <w:sz w:val="28"/>
+          <w:szCs w:val="28"/>
+          <w:vertAlign w:val="superscript"/>
+          <w:lang w:bidi="syr-SY"/>
+        </w:rPr>
+        <w:t>32</w:t>
+      </w:r>
+      <w:r>
+        <w:rPr>
+          <w:rFonts w:ascii="Abyssinica SIL" w:hAnsi="Abyssinica SIL" w:cs="Abyssinica SIL"/>
+          <w:color w:val="E97132" w:themeColor="accent2"/>
+          <w:sz w:val="28"/>
+          <w:szCs w:val="28"/>
+          <w:lang w:bidi="syr-SY"/>
+        </w:rPr>
+        <w:t> </w:t>
+      </w:r>
+      <w:r>
+        <w:rPr>
+          <w:rFonts w:ascii="Abyssinica SIL" w:hAnsi="Abyssinica SIL" w:cs="Abyssinica SIL"/>
+          <w:color w:val="074F6A" w:themeColor="accent4" w:themeShade="80"/>
+          <w:sz w:val="28"/>
+          <w:szCs w:val="28"/>
+          <w:lang w:bidi="syr-SY"/>
+        </w:rPr>
+        <w:t xml:space="preserve">ከእግዚአብሔር ታዞ ጠል ወደሷ ወርዷልና ያን ጊዜ ባንድ ጊዜ ታስገኛቸዋለች እንጂ የእግዚአብሔርን ቃል ከሰማች በኋላ መቃብርም እንደዚሁ በ ዘንድ የተሰበሰቡትን ሰዎች ከመነሣት መከልከል አትችልም። </w:t>
       </w:r>
     </w:p>
     <w:p>
@@ -12090,153 +12222,6 @@
           <w:vertAlign w:val="superscript"/>
           <w:lang w:bidi="syr-SY"/>
         </w:rPr>
-        <w:t>29</w:t>
-      </w:r>
-      <w:r>
-        <w:rPr>
-          <w:rFonts w:ascii="Abyssinica SIL" w:hAnsi="Abyssinica SIL" w:cs="Abyssinica SIL"/>
-          <w:color w:val="E97132" w:themeColor="accent2"/>
-          <w:sz w:val="28"/>
-          <w:szCs w:val="28"/>
-          <w:lang w:bidi="syr-SY"/>
-        </w:rPr>
-        <w:t> </w:t>
-      </w:r>
-      <w:r>
-        <w:rPr>
-          <w:rFonts w:ascii="Abyssinica SIL" w:hAnsi="Abyssinica SIL" w:cs="Abyssinica SIL"/>
-          <w:color w:val="074F6A" w:themeColor="accent4" w:themeShade="80"/>
-          <w:sz w:val="28"/>
-          <w:szCs w:val="28"/>
-          <w:lang w:bidi="syr-SY"/>
-        </w:rPr>
-        <w:t xml:space="preserve">የሞቱ ሰዎች እንዲነሡ እወቅ ሕጉንም የጠበቁ ሰዎች ቢሆኑ ይነሣሉ ዝናም በዘመን ጊዜ ምድር ሣርን እንድታወጣ ትእዛዙ ከመቃብር ወጣቸዋልና ፈርሶ በስብሶ መቅረት አይቻለውም። </w:t>
-      </w:r>
-      <w:r>
-        <w:rPr>
-          <w:rFonts w:ascii="Abyssinica SIL" w:hAnsi="Abyssinica SIL" w:cs="Abyssinica SIL"/>
-          <w:b/>
-          <w:bCs/>
-          <w:color w:val="E97132" w:themeColor="accent2"/>
-          <w:sz w:val="28"/>
-          <w:szCs w:val="28"/>
-          <w:vertAlign w:val="superscript"/>
-          <w:lang w:bidi="syr-SY"/>
-        </w:rPr>
-        <w:t>30</w:t>
-      </w:r>
-      <w:r>
-        <w:rPr>
-          <w:rFonts w:ascii="Abyssinica SIL" w:hAnsi="Abyssinica SIL" w:cs="Abyssinica SIL"/>
-          <w:color w:val="E97132" w:themeColor="accent2"/>
-          <w:sz w:val="28"/>
-          <w:szCs w:val="28"/>
-          <w:lang w:bidi="syr-SY"/>
-        </w:rPr>
-        <w:t> </w:t>
-      </w:r>
-      <w:r>
-        <w:rPr>
-          <w:rFonts w:ascii="Abyssinica SIL" w:hAnsi="Abyssinica SIL" w:cs="Abyssinica SIL"/>
-          <w:color w:val="074F6A" w:themeColor="accent4" w:themeShade="80"/>
-          <w:sz w:val="28"/>
-          <w:szCs w:val="28"/>
-          <w:lang w:bidi="syr-SY"/>
-        </w:rPr>
-        <w:t xml:space="preserve">ለምድር ዝናምን ባጠገባት ጊዜ ጠልን ጠጥታ የረጠበች እንጨት ቅጠልን እንድታወጣ ስንዴ ፍሬን እንድታፈራ እህልም ዝርዝርን እንድታስገኝ እግዚአብሔር ከወደደ ፍሬዋን ትከለክል ዘንድ ማስቀረት እንዳይቻላት። </w:t>
-      </w:r>
-      <w:r>
-        <w:rPr>
-          <w:rFonts w:ascii="Abyssinica SIL" w:hAnsi="Abyssinica SIL" w:cs="Abyssinica SIL"/>
-          <w:b/>
-          <w:bCs/>
-          <w:color w:val="E97132" w:themeColor="accent2"/>
-          <w:sz w:val="28"/>
-          <w:szCs w:val="28"/>
-          <w:vertAlign w:val="superscript"/>
-          <w:lang w:bidi="syr-SY"/>
-        </w:rPr>
-        <w:t>31</w:t>
-      </w:r>
-      <w:r>
-        <w:rPr>
-          <w:rFonts w:ascii="Abyssinica SIL" w:hAnsi="Abyssinica SIL" w:cs="Abyssinica SIL"/>
-          <w:color w:val="E97132" w:themeColor="accent2"/>
-          <w:sz w:val="28"/>
-          <w:szCs w:val="28"/>
-          <w:lang w:bidi="syr-SY"/>
-        </w:rPr>
-        <w:t> </w:t>
-      </w:r>
-      <w:r>
-        <w:rPr>
-          <w:rFonts w:ascii="Abyssinica SIL" w:hAnsi="Abyssinica SIL" w:cs="Abyssinica SIL"/>
-          <w:color w:val="074F6A" w:themeColor="accent4" w:themeShade="80"/>
-          <w:sz w:val="28"/>
-          <w:szCs w:val="28"/>
-          <w:lang w:bidi="syr-SY"/>
-        </w:rPr>
-        <w:t xml:space="preserve">የፀነሰችም ሴት ምጥ በያዛት ጊዜ የማህፀንዋን ዘግታ መከልከል እንዳይቻላት ሳትወልድ ማምለጥ እንዳይቻላት።  </w:t>
-      </w:r>
-      <w:r>
-        <w:rPr>
-          <w:rFonts w:ascii="Abyssinica SIL" w:hAnsi="Abyssinica SIL" w:cs="Abyssinica SIL"/>
-          <w:b/>
-          <w:bCs/>
-          <w:color w:val="E97132" w:themeColor="accent2"/>
-          <w:sz w:val="28"/>
-          <w:szCs w:val="28"/>
-          <w:vertAlign w:val="superscript"/>
-          <w:lang w:bidi="syr-SY"/>
-        </w:rPr>
-        <w:t>32</w:t>
-      </w:r>
-      <w:r>
-        <w:rPr>
-          <w:rFonts w:ascii="Abyssinica SIL" w:hAnsi="Abyssinica SIL" w:cs="Abyssinica SIL"/>
-          <w:color w:val="E97132" w:themeColor="accent2"/>
-          <w:sz w:val="28"/>
-          <w:szCs w:val="28"/>
-          <w:lang w:bidi="syr-SY"/>
-        </w:rPr>
-        <w:t> </w:t>
-      </w:r>
-      <w:r>
-        <w:rPr>
-          <w:rFonts w:ascii="Abyssinica SIL" w:hAnsi="Abyssinica SIL" w:cs="Abyssinica SIL"/>
-          <w:color w:val="074F6A" w:themeColor="accent4" w:themeShade="80"/>
-          <w:sz w:val="28"/>
-          <w:szCs w:val="28"/>
-          <w:lang w:bidi="syr-SY"/>
-        </w:rPr>
-        <w:t xml:space="preserve">ከእግዚአብሔር ታዞ ጠል ወደሷ ወርዷልና ያን ጊዜ ባንድ ጊዜ ታስገኛቸዋለች እንጂ የእግዚአብሔርን ቃል ከሰማች በኋላ መቃብርም እንደዚሁ በ ዘንድ የተሰበሰቡትን ሰዎች ከመነሣት መከልከል አትችልም። </w:t>
-      </w:r>
-    </w:p>
-    <w:p>
-      <w:pPr>
-        <w:snapToGrid w:val="0"/>
-        <w:spacing w:before="120"/>
-        <w:jc w:val="both"/>
-        <w:rPr>
-          <w:rFonts w:ascii="Abyssinica SIL" w:hAnsi="Abyssinica SIL" w:cs="Abyssinica SIL"/>
-          <w:color w:val="074F6A" w:themeColor="accent4" w:themeShade="80"/>
-          <w:sz w:val="28"/>
-          <w:szCs w:val="28"/>
-          <w:lang w:bidi="syr-SY"/>
-        </w:rPr>
-      </w:pPr>
-      <w:r>
-        <w:rPr>
-          <w:rFonts w:ascii="Abyssinica SIL" w:hAnsi="Abyssinica SIL" w:cs="Abyssinica SIL"/>
-          <w:b/>
-          <w:bCs/>
-          <w:color w:val="E97132" w:themeColor="accent2"/>
-          <w:sz w:val="28"/>
-          <w:szCs w:val="28"/>
-          <w:vertAlign w:val="superscript"/>
-          <w:lang w:bidi="syr-SY"/>
-        </w:rPr>
-        <w:lastRenderedPageBreak/>
         <w:t>33</w:t>
       </w:r>
       <w:r>
@@ -12262,12 +12247,25 @@
       <w:r>
         <w:rPr>
           <w:rFonts w:ascii="Abyssinica SIL" w:hAnsi="Abyssinica SIL" w:cs="Abyssinica SIL"/>
-          <w:color w:val="074F6A" w:themeColor="accent4" w:themeShade="80"/>
-          <w:sz w:val="28"/>
-          <w:szCs w:val="28"/>
-          <w:lang w:bidi="syr-SY"/>
-        </w:rPr>
-        <w:t>34 </w:t>
+          <w:b/>
+          <w:bCs/>
+          <w:color w:val="E97132" w:themeColor="accent2"/>
+          <w:sz w:val="28"/>
+          <w:szCs w:val="28"/>
+          <w:vertAlign w:val="superscript"/>
+          <w:lang w:bidi="syr-SY"/>
+        </w:rPr>
+        <w:t>34</w:t>
+      </w:r>
+      <w:r>
+        <w:rPr>
+          <w:rFonts w:ascii="Abyssinica SIL" w:hAnsi="Abyssinica SIL" w:cs="Abyssinica SIL"/>
+          <w:color w:val="E97132" w:themeColor="accent2"/>
+          <w:sz w:val="28"/>
+          <w:szCs w:val="28"/>
+          <w:lang w:bidi="syr-SY"/>
+        </w:rPr>
+        <w:t> </w:t>
       </w:r>
       <w:r>
         <w:rPr>
@@ -12282,12 +12280,25 @@
       <w:r>
         <w:rPr>
           <w:rFonts w:ascii="Abyssinica SIL" w:hAnsi="Abyssinica SIL" w:cs="Abyssinica SIL"/>
-          <w:color w:val="074F6A" w:themeColor="accent4" w:themeShade="80"/>
-          <w:sz w:val="28"/>
-          <w:szCs w:val="28"/>
-          <w:lang w:bidi="syr-SY"/>
-        </w:rPr>
-        <w:t>35 </w:t>
+          <w:b/>
+          <w:bCs/>
+          <w:color w:val="E97132" w:themeColor="accent2"/>
+          <w:sz w:val="28"/>
+          <w:szCs w:val="28"/>
+          <w:vertAlign w:val="superscript"/>
+          <w:lang w:bidi="syr-SY"/>
+        </w:rPr>
+        <w:t>35</w:t>
+      </w:r>
+      <w:r>
+        <w:rPr>
+          <w:rFonts w:ascii="Abyssinica SIL" w:hAnsi="Abyssinica SIL" w:cs="Abyssinica SIL"/>
+          <w:color w:val="E97132" w:themeColor="accent2"/>
+          <w:sz w:val="28"/>
+          <w:szCs w:val="28"/>
+          <w:lang w:bidi="syr-SY"/>
+        </w:rPr>
+        <w:t> </w:t>
       </w:r>
       <w:r>
         <w:rPr>
@@ -12302,12 +12313,25 @@
       <w:r>
         <w:rPr>
           <w:rFonts w:ascii="Abyssinica SIL" w:hAnsi="Abyssinica SIL" w:cs="Abyssinica SIL"/>
-          <w:color w:val="074F6A" w:themeColor="accent4" w:themeShade="80"/>
-          <w:sz w:val="28"/>
-          <w:szCs w:val="28"/>
-          <w:lang w:bidi="syr-SY"/>
-        </w:rPr>
-        <w:t>36 </w:t>
+          <w:b/>
+          <w:bCs/>
+          <w:color w:val="E97132" w:themeColor="accent2"/>
+          <w:sz w:val="28"/>
+          <w:szCs w:val="28"/>
+          <w:vertAlign w:val="superscript"/>
+          <w:lang w:bidi="syr-SY"/>
+        </w:rPr>
+        <w:t>36</w:t>
+      </w:r>
+      <w:r>
+        <w:rPr>
+          <w:rFonts w:ascii="Abyssinica SIL" w:hAnsi="Abyssinica SIL" w:cs="Abyssinica SIL"/>
+          <w:color w:val="E97132" w:themeColor="accent2"/>
+          <w:sz w:val="28"/>
+          <w:szCs w:val="28"/>
+          <w:lang w:bidi="syr-SY"/>
+        </w:rPr>
+        <w:t> </w:t>
       </w:r>
       <w:r>
         <w:rPr>
@@ -12456,7 +12480,19 @@
           <w:szCs w:val="28"/>
           <w:shd w:val="clear" w:color="auto" w:fill="FFFFFF"/>
         </w:rPr>
-        <w:t xml:space="preserve">ያ የሠሩት ሥራቸው ይፈርድባቸዋል የሚከራከራቸውም ሳይኖር እንዲፈርድባቸው እነሳቸው ራሳቸው ያውቃሉ። </w:t>
+        <w:t xml:space="preserve">ያ የሠሩት ሥራቸው ይፈርድባቸዋል የሚከራከራቸውም ሳይኖር </w:t>
+      </w:r>
+      <w:r>
+        <w:rPr>
+          <w:rStyle w:val="ethiopic"/>
+          <w:rFonts w:ascii="Abyssinica SIL" w:hAnsi="Abyssinica SIL" w:cs="Abyssinica SIL"/>
+          <w:color w:val="074F6A" w:themeColor="accent4" w:themeShade="80"/>
+          <w:sz w:val="28"/>
+          <w:szCs w:val="28"/>
+          <w:shd w:val="clear" w:color="auto" w:fill="FFFFFF"/>
+        </w:rPr>
+        <w:lastRenderedPageBreak/>
+        <w:t xml:space="preserve">እንዲፈርድባቸው እነሳቸው ራሳቸው ያውቃሉ። </w:t>
       </w:r>
       <w:r>
         <w:rPr>
@@ -12885,7 +12921,6 @@
           <w:shd w:val="clear" w:color="auto" w:fill="FFFFFF"/>
           <w:vertAlign w:val="superscript"/>
         </w:rPr>
-        <w:lastRenderedPageBreak/>
         <w:t>13</w:t>
       </w:r>
       <w:r>
@@ -13259,6 +13294,7 @@
           <w:szCs w:val="32"/>
           <w:lang w:bidi="syr-SY"/>
         </w:rPr>
+        <w:lastRenderedPageBreak/>
         <w:t>ምዕራፍ ፲፮ ።16</w:t>
       </w:r>
     </w:p>
@@ -13598,18 +13634,7 @@
           <w:szCs w:val="28"/>
           <w:lang w:bidi="syr-SY"/>
         </w:rPr>
-        <w:t xml:space="preserve">ነጋሪት የሚመታበት ሰዓት በደረሰ ጊዜ የሞቱ ሰዎች </w:t>
-      </w:r>
-      <w:r>
-        <w:rPr>
-          <w:rFonts w:ascii="Abyssinica SIL" w:hAnsi="Abyssinica SIL" w:cs="Abyssinica SIL"/>
-          <w:color w:val="074F6A" w:themeColor="accent4" w:themeShade="80"/>
-          <w:sz w:val="28"/>
-          <w:szCs w:val="28"/>
-          <w:lang w:bidi="syr-SY"/>
-        </w:rPr>
-        <w:lastRenderedPageBreak/>
-        <w:t>ከእግዚአብሔር በሚገኝ በይቅርታው ጠል ይነሣሉ በጎ ሥራ የሠሩ ሰዎች የሕይወት ትንሣኤን ይነሣሉ ዋጋቸውም እግዚአብሔር ለደጋጎች ሰዎች ያዘጋጀው መከራና ደዌ የሌለበት ከዚህ በኋላ ዳግመኛም የማይሞቱበት የንጹሐን ማደሪያ የሚሆን ተድላ ደስታ ያለበት ገነት ነው።</w:t>
+        <w:t>ነጋሪት የሚመታበት ሰዓት በደረሰ ጊዜ የሞቱ ሰዎች ከእግዚአብሔር በሚገኝ በይቅርታው ጠል ይነሣሉ በጎ ሥራ የሠሩ ሰዎች የሕይወት ትንሣኤን ይነሣሉ ዋጋቸውም እግዚአብሔር ለደጋጎች ሰዎች ያዘጋጀው መከራና ደዌ የሌለበት ከዚህ በኋላ ዳግመኛም የማይሞቱበት የንጹሐን ማደሪያ የሚሆን ተድላ ደስታ ያለበት ገነት ነው።</w:t>
       </w:r>
     </w:p>
     <w:p>
@@ -13661,12 +13686,25 @@
       <w:r>
         <w:rPr>
           <w:rFonts w:ascii="Abyssinica SIL" w:hAnsi="Abyssinica SIL" w:cs="Abyssinica SIL"/>
-          <w:color w:val="074F6A" w:themeColor="accent4" w:themeShade="80"/>
-          <w:sz w:val="28"/>
-          <w:szCs w:val="28"/>
-          <w:lang w:bidi="syr-SY"/>
-        </w:rPr>
-        <w:t>11 </w:t>
+          <w:b/>
+          <w:bCs/>
+          <w:color w:val="E97132" w:themeColor="accent2"/>
+          <w:sz w:val="28"/>
+          <w:szCs w:val="28"/>
+          <w:vertAlign w:val="superscript"/>
+          <w:lang w:bidi="syr-SY"/>
+        </w:rPr>
+        <w:t>11</w:t>
+      </w:r>
+      <w:r>
+        <w:rPr>
+          <w:rFonts w:ascii="Abyssinica SIL" w:hAnsi="Abyssinica SIL" w:cs="Abyssinica SIL"/>
+          <w:color w:val="E97132" w:themeColor="accent2"/>
+          <w:sz w:val="28"/>
+          <w:szCs w:val="28"/>
+          <w:lang w:bidi="syr-SY"/>
+        </w:rPr>
+        <w:t> </w:t>
       </w:r>
       <w:r>
         <w:rPr>
@@ -13681,12 +13719,25 @@
       <w:r>
         <w:rPr>
           <w:rFonts w:ascii="Abyssinica SIL" w:hAnsi="Abyssinica SIL" w:cs="Abyssinica SIL"/>
-          <w:color w:val="074F6A" w:themeColor="accent4" w:themeShade="80"/>
-          <w:sz w:val="28"/>
-          <w:szCs w:val="28"/>
-          <w:lang w:bidi="syr-SY"/>
-        </w:rPr>
-        <w:t>12 </w:t>
+          <w:b/>
+          <w:bCs/>
+          <w:color w:val="E97132" w:themeColor="accent2"/>
+          <w:sz w:val="28"/>
+          <w:szCs w:val="28"/>
+          <w:vertAlign w:val="superscript"/>
+          <w:lang w:bidi="syr-SY"/>
+        </w:rPr>
+        <w:t>12</w:t>
+      </w:r>
+      <w:r>
+        <w:rPr>
+          <w:rFonts w:ascii="Abyssinica SIL" w:hAnsi="Abyssinica SIL" w:cs="Abyssinica SIL"/>
+          <w:color w:val="E97132" w:themeColor="accent2"/>
+          <w:sz w:val="28"/>
+          <w:szCs w:val="28"/>
+          <w:lang w:bidi="syr-SY"/>
+        </w:rPr>
+        <w:t> </w:t>
       </w:r>
       <w:r>
         <w:rPr>
@@ -13701,12 +13752,25 @@
       <w:r>
         <w:rPr>
           <w:rFonts w:ascii="Abyssinica SIL" w:hAnsi="Abyssinica SIL" w:cs="Abyssinica SIL"/>
-          <w:color w:val="074F6A" w:themeColor="accent4" w:themeShade="80"/>
-          <w:sz w:val="28"/>
-          <w:szCs w:val="28"/>
-          <w:lang w:bidi="syr-SY"/>
-        </w:rPr>
-        <w:t>13 </w:t>
+          <w:b/>
+          <w:bCs/>
+          <w:color w:val="E97132" w:themeColor="accent2"/>
+          <w:sz w:val="28"/>
+          <w:szCs w:val="28"/>
+          <w:vertAlign w:val="superscript"/>
+          <w:lang w:bidi="syr-SY"/>
+        </w:rPr>
+        <w:t>13</w:t>
+      </w:r>
+      <w:r>
+        <w:rPr>
+          <w:rFonts w:ascii="Abyssinica SIL" w:hAnsi="Abyssinica SIL" w:cs="Abyssinica SIL"/>
+          <w:color w:val="E97132" w:themeColor="accent2"/>
+          <w:sz w:val="28"/>
+          <w:szCs w:val="28"/>
+          <w:lang w:bidi="syr-SY"/>
+        </w:rPr>
+        <w:t> </w:t>
       </w:r>
       <w:r>
         <w:rPr>
@@ -13721,12 +13785,25 @@
       <w:r>
         <w:rPr>
           <w:rFonts w:ascii="Abyssinica SIL" w:hAnsi="Abyssinica SIL" w:cs="Abyssinica SIL"/>
-          <w:color w:val="074F6A" w:themeColor="accent4" w:themeShade="80"/>
-          <w:sz w:val="28"/>
-          <w:szCs w:val="28"/>
-          <w:lang w:bidi="syr-SY"/>
-        </w:rPr>
-        <w:t>14 </w:t>
+          <w:b/>
+          <w:bCs/>
+          <w:color w:val="E97132" w:themeColor="accent2"/>
+          <w:sz w:val="28"/>
+          <w:szCs w:val="28"/>
+          <w:vertAlign w:val="superscript"/>
+          <w:lang w:bidi="syr-SY"/>
+        </w:rPr>
+        <w:t>14</w:t>
+      </w:r>
+      <w:r>
+        <w:rPr>
+          <w:rFonts w:ascii="Abyssinica SIL" w:hAnsi="Abyssinica SIL" w:cs="Abyssinica SIL"/>
+          <w:color w:val="E97132" w:themeColor="accent2"/>
+          <w:sz w:val="28"/>
+          <w:szCs w:val="28"/>
+          <w:lang w:bidi="syr-SY"/>
+        </w:rPr>
+        <w:t> </w:t>
       </w:r>
       <w:r>
         <w:rPr>
@@ -13741,12 +13818,25 @@
       <w:r>
         <w:rPr>
           <w:rFonts w:ascii="Abyssinica SIL" w:hAnsi="Abyssinica SIL" w:cs="Abyssinica SIL"/>
-          <w:color w:val="074F6A" w:themeColor="accent4" w:themeShade="80"/>
-          <w:sz w:val="28"/>
-          <w:szCs w:val="28"/>
-          <w:lang w:bidi="syr-SY"/>
-        </w:rPr>
-        <w:t>15 </w:t>
+          <w:b/>
+          <w:bCs/>
+          <w:color w:val="E97132" w:themeColor="accent2"/>
+          <w:sz w:val="28"/>
+          <w:szCs w:val="28"/>
+          <w:vertAlign w:val="superscript"/>
+          <w:lang w:bidi="syr-SY"/>
+        </w:rPr>
+        <w:t>15</w:t>
+      </w:r>
+      <w:r>
+        <w:rPr>
+          <w:rFonts w:ascii="Abyssinica SIL" w:hAnsi="Abyssinica SIL" w:cs="Abyssinica SIL"/>
+          <w:color w:val="E97132" w:themeColor="accent2"/>
+          <w:sz w:val="28"/>
+          <w:szCs w:val="28"/>
+          <w:lang w:bidi="syr-SY"/>
+        </w:rPr>
+        <w:t> </w:t>
       </w:r>
       <w:r>
         <w:rPr>
@@ -13808,6 +13898,7 @@
           <w:szCs w:val="32"/>
           <w:lang w:bidi="syr-SY"/>
         </w:rPr>
+        <w:lastRenderedPageBreak/>
         <w:t>ምዕራፍ ፲፯ ።17</w:t>
       </w:r>
     </w:p>
@@ -14174,7 +14265,6 @@
           <w:vertAlign w:val="superscript"/>
           <w:lang w:bidi="syr-SY"/>
         </w:rPr>
-        <w:lastRenderedPageBreak/>
         <w:t>10</w:t>
       </w:r>
       <w:r>
@@ -14420,6 +14510,7 @@
           <w:vertAlign w:val="superscript"/>
           <w:lang w:bidi="syr-SY"/>
         </w:rPr>
+        <w:lastRenderedPageBreak/>
         <w:t>3</w:t>
       </w:r>
       <w:r>
@@ -14812,18 +14903,7 @@
           <w:szCs w:val="28"/>
           <w:lang w:bidi="syr-SY"/>
         </w:rPr>
-        <w:t xml:space="preserve">የነገሥታቱ ሠራዊታቸው </w:t>
-      </w:r>
-      <w:r>
-        <w:rPr>
-          <w:rFonts w:ascii="Abyssinica SIL" w:hAnsi="Abyssinica SIL" w:cs="Abyssinica SIL"/>
-          <w:color w:val="074F6A" w:themeColor="accent4" w:themeShade="80"/>
-          <w:sz w:val="28"/>
-          <w:szCs w:val="28"/>
-          <w:lang w:bidi="syr-SY"/>
-        </w:rPr>
-        <w:lastRenderedPageBreak/>
-        <w:t xml:space="preserve">የመኳንንቱስ ጌትነታቸው ወዴት አለ በፈረስ ማጌጥ በብርና በወርቅም ማጌጥ በሚያበራ መሣርያም ማጌጥ ወዴት አለ አልጠፋምን። </w:t>
+        <w:t xml:space="preserve">የነገሥታቱ ሠራዊታቸው የመኳንንቱስ ጌትነታቸው ወዴት አለ በፈረስ ማጌጥ በብርና በወርቅም ማጌጥ በሚያበራ መሣርያም ማጌጥ ወዴት አለ አልጠፋምን። </w:t>
       </w:r>
       <w:r>
         <w:rPr>
@@ -15021,7 +15101,18 @@
           <w:szCs w:val="28"/>
           <w:lang w:bidi="syr-SY"/>
         </w:rPr>
-        <w:t>ቀኝ እጃቸውም የሚሰጥና የሚነሣ እንደሚያነሳና እንደሚሆኑ ጽኑ የሆነ የሚነድፉ እግሮቻቸውም ለማየት ያማሩ የሆኑ እንደሚፋጠኑ መንኰራኩሮችም የሚሮጡ ሰዎችን የሰበሰብሻቸው ምድር ሆይ ካንች የተነሣ ወዮ።</w:t>
+        <w:t xml:space="preserve">ቀኝ እጃቸውም የሚሰጥና የሚነሣ እንደሚያነሳና </w:t>
+      </w:r>
+      <w:r>
+        <w:rPr>
+          <w:rFonts w:ascii="Abyssinica SIL" w:hAnsi="Abyssinica SIL" w:cs="Abyssinica SIL"/>
+          <w:color w:val="074F6A" w:themeColor="accent4" w:themeShade="80"/>
+          <w:sz w:val="28"/>
+          <w:szCs w:val="28"/>
+          <w:lang w:bidi="syr-SY"/>
+        </w:rPr>
+        <w:lastRenderedPageBreak/>
+        <w:t>እንደሚሆኑ ጽኑ የሆነ የሚነድፉ እግሮቻቸውም ለማየት ያማሩ የሆኑ እንደሚፋጠኑ መንኰራኩሮችም የሚሮጡ ሰዎችን የሰበሰብሻቸው ምድር ሆይ ካንች የተነሣ ወዮ።</w:t>
       </w:r>
     </w:p>
     <w:p>
@@ -15354,7 +15445,6 @@
           <w:vertAlign w:val="superscript"/>
           <w:lang w:bidi="syr-SY"/>
         </w:rPr>
-        <w:lastRenderedPageBreak/>
         <w:t>12</w:t>
       </w:r>
       <w:r>
@@ -15650,7 +15740,18 @@
           <w:szCs w:val="28"/>
           <w:lang w:bidi="syr-SY"/>
         </w:rPr>
-        <w:t xml:space="preserve">ድጥም ጐጣጐጥም ቢሆን ጨለማም ቢሆን እሾህም አሜከላም ቢሆን የውሀም ጥልቅ የጉድጓድም ጥልቅ ቢሆን አጋንንት እኛን የሚወስዱባትን ጎዳናውንም በማናውቀ ጊዜ በዚህ ዓለም የሠራነው ሥራችን እንዳይቀር እንዳይሠወር እመኑኝ። </w:t>
+        <w:t xml:space="preserve">ድጥም ጐጣጐጥም ቢሆን ጨለማም ቢሆን እሾህም አሜከላም ቢሆን የውሀም ጥልቅ የጉድጓድም ጥልቅ ቢሆን አጋንንት እኛን የሚወስዱባትን ጎዳናውንም </w:t>
+      </w:r>
+      <w:r>
+        <w:rPr>
+          <w:rFonts w:ascii="Abyssinica SIL" w:hAnsi="Abyssinica SIL" w:cs="Abyssinica SIL"/>
+          <w:color w:val="074F6A" w:themeColor="accent4" w:themeShade="80"/>
+          <w:sz w:val="28"/>
+          <w:szCs w:val="28"/>
+          <w:lang w:bidi="syr-SY"/>
+        </w:rPr>
+        <w:lastRenderedPageBreak/>
+        <w:t xml:space="preserve">በማናውቀ ጊዜ በዚህ ዓለም የሠራነው ሥራችን እንዳይቀር እንዳይሠወር እመኑኝ። </w:t>
       </w:r>
       <w:r>
         <w:rPr>
@@ -16008,12 +16109,25 @@
       <w:r>
         <w:rPr>
           <w:rFonts w:ascii="Abyssinica SIL" w:hAnsi="Abyssinica SIL" w:cs="Abyssinica SIL"/>
-          <w:color w:val="074F6A" w:themeColor="accent4" w:themeShade="80"/>
-          <w:sz w:val="28"/>
-          <w:szCs w:val="28"/>
-          <w:lang w:bidi="syr-SY"/>
-        </w:rPr>
-        <w:t>14 </w:t>
+          <w:b/>
+          <w:bCs/>
+          <w:color w:val="E97132" w:themeColor="accent2"/>
+          <w:sz w:val="28"/>
+          <w:szCs w:val="28"/>
+          <w:vertAlign w:val="superscript"/>
+          <w:lang w:bidi="syr-SY"/>
+        </w:rPr>
+        <w:t>14</w:t>
+      </w:r>
+      <w:r>
+        <w:rPr>
+          <w:rFonts w:ascii="Abyssinica SIL" w:hAnsi="Abyssinica SIL" w:cs="Abyssinica SIL"/>
+          <w:color w:val="E97132" w:themeColor="accent2"/>
+          <w:sz w:val="28"/>
+          <w:szCs w:val="28"/>
+          <w:lang w:bidi="syr-SY"/>
+        </w:rPr>
+        <w:t> </w:t>
       </w:r>
       <w:r>
         <w:rPr>
@@ -16075,7 +16189,6 @@
           <w:szCs w:val="32"/>
           <w:lang w:bidi="syr-SY"/>
         </w:rPr>
-        <w:lastRenderedPageBreak/>
         <w:t>ምዕራፍ ፳፩ ።21</w:t>
       </w:r>
     </w:p>
@@ -16296,6 +16409,7 @@
           <w:vertAlign w:val="superscript"/>
           <w:lang w:bidi="syr-SY"/>
         </w:rPr>
+        <w:lastRenderedPageBreak/>
         <w:t>6</w:t>
       </w:r>
       <w:r>
@@ -16698,18 +16812,7 @@
           <w:szCs w:val="28"/>
           <w:lang w:bidi="syr-SY"/>
         </w:rPr>
-        <w:t xml:space="preserve">በፍርድም ጊዜ ይከራከርላቸዋል ከክፉ ነገርና ከመከራም ከሚከራከራቸውም ሁሉ ያድናቸዋል በመጀመሪያ ዙመነ የድንኳኑን ሥራ የሚሠራ ሕጉን </w:t>
-      </w:r>
-      <w:r>
-        <w:rPr>
-          <w:rFonts w:ascii="Abyssinica SIL" w:hAnsi="Abyssinica SIL" w:cs="Abyssinica SIL"/>
-          <w:color w:val="074F6A" w:themeColor="accent4" w:themeShade="80"/>
-          <w:sz w:val="28"/>
-          <w:szCs w:val="28"/>
-          <w:lang w:bidi="syr-SY"/>
-        </w:rPr>
-        <w:lastRenderedPageBreak/>
-        <w:t xml:space="preserve">የሚጠብቅ የድንኳኑንም ሥራት የሚጠብቅ በእግዚአብሔርም ፈቃድ ጸንቶ የሚኖር ካህን ቢኖር በመጀመርያ ሥራት በሕጉም ሁሉ አሥራቱን ከሰው ጀምሮ እስከ ከብት ድረስ መጀመርያ የተወለደውን ይሰጡት ነበርና ከመከራው ሁሉ ያድናቸው ነበር። </w:t>
+        <w:t xml:space="preserve">በፍርድም ጊዜ ይከራከርላቸዋል ከክፉ ነገርና ከመከራም ከሚከራከራቸውም ሁሉ ያድናቸዋል በመጀመሪያ ዙመነ የድንኳኑን ሥራ የሚሠራ ሕጉን የሚጠብቅ የድንኳኑንም ሥራት የሚጠብቅ በእግዚአብሔርም ፈቃድ ጸንቶ የሚኖር ካህን ቢኖር በመጀመርያ ሥራት በሕጉም ሁሉ አሥራቱን ከሰው ጀምሮ እስከ ከብት ድረስ መጀመርያ የተወለደውን ይሰጡት ነበርና ከመከራው ሁሉ ያድናቸው ነበር። </w:t>
       </w:r>
       <w:r>
         <w:rPr>
@@ -16882,6 +16985,7 @@
           <w:vertAlign w:val="superscript"/>
           <w:lang w:bidi="syr-SY"/>
         </w:rPr>
+        <w:lastRenderedPageBreak/>
         <w:t>21</w:t>
       </w:r>
       <w:r>
